--- a/title/title_external.docx
+++ b/title/title_external.docx
@@ -4,7 +4,7 @@
   <w:body>
     <w:p>
       <w:pPr>
-        <w:pStyle w:val="688"/>
+        <w:pStyle w:val="910"/>
         <w:pBdr/>
         <w:spacing/>
         <w:ind w:firstLine="0"/>
@@ -51,6 +51,12 @@
           <w:szCs w:val="24"/>
         </w:rPr>
       </w:r>
+      <w:r>
+        <w:rPr>
+          <w:sz w:val="24"/>
+          <w:szCs w:val="24"/>
+        </w:rPr>
+      </w:r>
     </w:p>
     <w:p>
       <w:pPr>
@@ -82,6 +88,14 @@
           <w:szCs w:val="24"/>
         </w:rPr>
       </w:r>
+      <w:r>
+        <w:rPr>
+          <w:rFonts w:ascii="Times New Roman" w:hAnsi="Times New Roman" w:eastAsia="Times New Roman"/>
+          <w:bCs/>
+          <w:sz w:val="24"/>
+          <w:szCs w:val="24"/>
+        </w:rPr>
+      </w:r>
     </w:p>
     <w:p>
       <w:pPr>
@@ -113,6 +127,14 @@
           <w:szCs w:val="24"/>
         </w:rPr>
       </w:r>
+      <w:r>
+        <w:rPr>
+          <w:rFonts w:ascii="Times New Roman" w:hAnsi="Times New Roman" w:eastAsia="Times New Roman"/>
+          <w:bCs/>
+          <w:sz w:val="24"/>
+          <w:szCs w:val="24"/>
+        </w:rPr>
+      </w:r>
     </w:p>
     <w:p>
       <w:pPr>
@@ -133,6 +155,13 @@
           <w:szCs w:val="24"/>
         </w:rPr>
         <w:t xml:space="preserve">ИНСТИТУТ ИНТЕЛЛЕКТУАЛЬНЫХ КИБЕРНЕТИЧЕСКИХ СИСТЕМ</w:t>
+      </w:r>
+      <w:r>
+        <w:rPr>
+          <w:rFonts w:ascii="Times New Roman" w:hAnsi="Times New Roman"/>
+          <w:sz w:val="24"/>
+          <w:szCs w:val="24"/>
+        </w:rPr>
       </w:r>
       <w:r>
         <w:rPr>
@@ -177,10 +206,17 @@
           <w:szCs w:val="24"/>
         </w:rPr>
       </w:r>
+      <w:r>
+        <w:rPr>
+          <w:rFonts w:ascii="Times New Roman" w:hAnsi="Times New Roman"/>
+          <w:sz w:val="24"/>
+          <w:szCs w:val="24"/>
+        </w:rPr>
+      </w:r>
     </w:p>
     <w:p>
       <w:pPr>
-        <w:pStyle w:val="688"/>
+        <w:pStyle w:val="910"/>
         <w:pBdr/>
         <w:spacing/>
         <w:ind/>
@@ -191,7 +227,7 @@
     </w:p>
     <w:p>
       <w:pPr>
-        <w:pStyle w:val="688"/>
+        <w:pStyle w:val="910"/>
         <w:pBdr/>
         <w:spacing/>
         <w:ind/>
@@ -202,7 +238,7 @@
     </w:p>
     <w:p>
       <w:pPr>
-        <w:pStyle w:val="688"/>
+        <w:pStyle w:val="910"/>
         <w:pBdr/>
         <w:spacing/>
         <w:ind/>
@@ -218,6 +254,12 @@
           <w:szCs w:val="24"/>
         </w:rPr>
         <w:t xml:space="preserve">На правах рукописи</w:t>
+      </w:r>
+      <w:r>
+        <w:rPr>
+          <w:sz w:val="24"/>
+          <w:szCs w:val="24"/>
+        </w:rPr>
       </w:r>
       <w:r>
         <w:rPr>
@@ -255,16 +297,13 @@
           <w:highlight w:val="none"/>
           <w:lang w:val="en-US"/>
         </w:rPr>
-        <w:t xml:space="preserve">004.651.2</w:t>
+        <w:t xml:space="preserve">004.65</w:t>
       </w:r>
       <w:r>
         <w:rPr>
           <w:rFonts w:ascii="Times New Roman" w:hAnsi="Times New Roman"/>
-          <w:color w:val="000000" w:themeColor="text1"/>
           <w:sz w:val="24"/>
           <w:szCs w:val="24"/>
-          <w:highlight w:val="yellow"/>
-          <w:lang w:val="en-US"/>
         </w:rPr>
       </w:r>
       <w:r>
@@ -277,7 +316,7 @@
     </w:p>
     <w:p>
       <w:pPr>
-        <w:pStyle w:val="688"/>
+        <w:pStyle w:val="910"/>
         <w:pBdr/>
         <w:spacing/>
         <w:ind w:firstLine="0"/>
@@ -286,6 +325,12 @@
           <w:szCs w:val="24"/>
         </w:rPr>
       </w:pPr>
+      <w:r>
+        <w:rPr>
+          <w:sz w:val="24"/>
+          <w:szCs w:val="24"/>
+        </w:rPr>
+      </w:r>
       <w:r>
         <w:rPr>
           <w:sz w:val="24"/>
@@ -301,7 +346,7 @@
     </w:p>
     <w:p>
       <w:pPr>
-        <w:pStyle w:val="688"/>
+        <w:pStyle w:val="910"/>
         <w:pBdr/>
         <w:spacing/>
         <w:ind w:firstLine="0"/>
@@ -334,10 +379,17 @@
           <w:highlight w:val="white"/>
         </w:rPr>
       </w:r>
+      <w:r>
+        <w:rPr>
+          <w:sz w:val="24"/>
+          <w:szCs w:val="24"/>
+          <w:highlight w:val="white"/>
+        </w:rPr>
+      </w:r>
     </w:p>
     <w:p>
       <w:pPr>
-        <w:pStyle w:val="688"/>
+        <w:pStyle w:val="910"/>
         <w:pBdr/>
         <w:spacing/>
         <w:ind w:firstLine="0"/>
@@ -348,7 +400,7 @@
     </w:p>
     <w:p>
       <w:pPr>
-        <w:pStyle w:val="688"/>
+        <w:pStyle w:val="910"/>
         <w:suppressLineNumbers w:val="false"/>
         <w:pBdr/>
         <w:spacing/>
@@ -385,13 +437,6 @@
       <w:r>
         <w:rPr>
           <w:caps w:val="0"/>
-          <w:szCs w:val="18"/>
-          <w:highlight w:val="white"/>
-        </w:rPr>
-      </w:r>
-      <w:r>
-        <w:rPr>
-          <w:caps w:val="0"/>
           <w:sz w:val="44"/>
           <w:szCs w:val="24"/>
           <w:highlight w:val="white"/>
@@ -401,26 +446,13 @@
         <w:rPr>
           <w:sz w:val="24"/>
           <w:szCs w:val="24"/>
-        </w:rPr>
-      </w:r>
-      <w:r>
-        <w:rPr>
-          <w:sz w:val="24"/>
-          <w:szCs w:val="24"/>
-        </w:rPr>
-      </w:r>
-      <w:r>
-        <w:rPr>
-          <w:caps w:val="0"/>
-          <w:sz w:val="44"/>
-          <w:szCs w:val="24"/>
-          <w:highlight w:val="white"/>
+          <w:highlight w:val="none"/>
         </w:rPr>
       </w:r>
     </w:p>
     <w:p>
       <w:pPr>
-        <w:pStyle w:val="688"/>
+        <w:pStyle w:val="910"/>
         <w:suppressLineNumbers w:val="false"/>
         <w:pBdr/>
         <w:spacing/>
@@ -448,15 +480,16 @@
       </w:r>
       <w:r>
         <w:rPr>
-          <w:sz w:val="24"/>
-          <w:szCs w:val="24"/>
-          <w:highlight w:val="none"/>
+          <w:caps w:val="0"/>
+          <w:sz w:val="44"/>
+          <w:szCs w:val="44"/>
+          <w:highlight w:val="white"/>
         </w:rPr>
       </w:r>
     </w:p>
     <w:p>
       <w:pPr>
-        <w:pStyle w:val="688"/>
+        <w:pStyle w:val="910"/>
         <w:pBdr/>
         <w:spacing/>
         <w:ind w:firstLine="0"/>
@@ -478,7 +511,7 @@
     </w:p>
     <w:p>
       <w:pPr>
-        <w:pStyle w:val="688"/>
+        <w:pStyle w:val="910"/>
         <w:pBdr/>
         <w:spacing/>
         <w:ind/>
@@ -487,6 +520,12 @@
           <w:szCs w:val="24"/>
         </w:rPr>
       </w:pPr>
+      <w:r>
+        <w:rPr>
+          <w:sz w:val="24"/>
+          <w:szCs w:val="24"/>
+        </w:rPr>
+      </w:r>
       <w:r>
         <w:rPr>
           <w:sz w:val="24"/>
@@ -502,7 +541,7 @@
     </w:p>
     <w:p>
       <w:pPr>
-        <w:pStyle w:val="688"/>
+        <w:pStyle w:val="910"/>
         <w:pBdr/>
         <w:spacing/>
         <w:ind w:firstLine="0"/>
@@ -588,22 +627,10 @@
           <w:szCs w:val="24"/>
         </w:rPr>
       </w:r>
-      <w:r>
-        <w:rPr>
-          <w:sz w:val="24"/>
-          <w:szCs w:val="24"/>
-        </w:rPr>
-      </w:r>
-      <w:r>
-        <w:rPr>
-          <w:sz w:val="24"/>
-          <w:szCs w:val="24"/>
-        </w:rPr>
-      </w:r>
     </w:p>
     <w:p>
       <w:pPr>
-        <w:pStyle w:val="688"/>
+        <w:pStyle w:val="910"/>
         <w:pBdr/>
         <w:spacing/>
         <w:ind w:firstLine="0"/>
@@ -634,7 +661,7 @@
     </w:p>
     <w:p>
       <w:pPr>
-        <w:pStyle w:val="688"/>
+        <w:pStyle w:val="910"/>
         <w:pBdr/>
         <w:spacing/>
         <w:ind w:firstLine="0"/>
@@ -644,6 +671,12 @@
           <w:szCs w:val="24"/>
         </w:rPr>
       </w:pPr>
+      <w:r>
+        <w:rPr>
+          <w:sz w:val="24"/>
+          <w:szCs w:val="24"/>
+        </w:rPr>
+      </w:r>
       <w:r>
         <w:rPr>
           <w:sz w:val="24"/>
@@ -659,7 +692,7 @@
     </w:p>
     <w:p>
       <w:pPr>
-        <w:pStyle w:val="688"/>
+        <w:pStyle w:val="910"/>
         <w:pBdr/>
         <w:spacing/>
         <w:ind w:firstLine="0"/>
@@ -669,6 +702,12 @@
           <w:szCs w:val="24"/>
         </w:rPr>
       </w:pPr>
+      <w:r>
+        <w:rPr>
+          <w:sz w:val="24"/>
+          <w:szCs w:val="24"/>
+        </w:rPr>
+      </w:r>
       <w:r>
         <w:rPr>
           <w:sz w:val="24"/>
@@ -704,7 +743,7 @@
           </w:tcPr>
           <w:p>
             <w:pPr>
-              <w:pStyle w:val="688"/>
+              <w:pStyle w:val="910"/>
               <w:pBdr/>
               <w:spacing/>
               <w:ind w:firstLine="0"/>
@@ -727,10 +766,16 @@
                 <w:szCs w:val="24"/>
               </w:rPr>
             </w:r>
+            <w:r>
+              <w:rPr>
+                <w:sz w:val="24"/>
+                <w:szCs w:val="24"/>
+              </w:rPr>
+            </w:r>
           </w:p>
           <w:p>
             <w:pPr>
-              <w:pStyle w:val="688"/>
+              <w:pStyle w:val="910"/>
               <w:pBdr/>
               <w:spacing/>
               <w:ind w:firstLine="0"/>
@@ -768,6 +813,12 @@
                 <w:szCs w:val="24"/>
               </w:rPr>
             </w:r>
+            <w:r>
+              <w:rPr>
+                <w:sz w:val="24"/>
+                <w:szCs w:val="24"/>
+              </w:rPr>
+            </w:r>
           </w:p>
         </w:tc>
       </w:tr>
@@ -783,7 +834,7 @@
           </w:tcPr>
           <w:p>
             <w:pPr>
-              <w:pStyle w:val="688"/>
+              <w:pStyle w:val="910"/>
               <w:pBdr/>
               <w:spacing/>
               <w:ind w:firstLine="0"/>
@@ -806,6 +857,12 @@
                 <w:szCs w:val="24"/>
               </w:rPr>
             </w:r>
+            <w:r>
+              <w:rPr>
+                <w:sz w:val="24"/>
+                <w:szCs w:val="24"/>
+              </w:rPr>
+            </w:r>
           </w:p>
         </w:tc>
       </w:tr>
@@ -821,7 +878,7 @@
           </w:tcPr>
           <w:p>
             <w:pPr>
-              <w:pStyle w:val="688"/>
+              <w:pStyle w:val="910"/>
               <w:pBdr/>
               <w:spacing/>
               <w:ind w:firstLine="0"/>
@@ -844,13 +901,19 @@
                 <w:szCs w:val="24"/>
               </w:rPr>
             </w:r>
+            <w:r>
+              <w:rPr>
+                <w:sz w:val="24"/>
+                <w:szCs w:val="24"/>
+              </w:rPr>
+            </w:r>
           </w:p>
         </w:tc>
       </w:tr>
     </w:tbl>
     <w:p>
       <w:pPr>
-        <w:pStyle w:val="688"/>
+        <w:pStyle w:val="910"/>
         <w:pBdr/>
         <w:spacing/>
         <w:ind/>
@@ -859,6 +922,12 @@
           <w:szCs w:val="24"/>
         </w:rPr>
       </w:pPr>
+      <w:r>
+        <w:rPr>
+          <w:sz w:val="24"/>
+          <w:szCs w:val="24"/>
+        </w:rPr>
+      </w:r>
       <w:r>
         <w:rPr>
           <w:sz w:val="24"/>
@@ -874,7 +943,7 @@
     </w:p>
     <w:p>
       <w:pPr>
-        <w:pStyle w:val="688"/>
+        <w:pStyle w:val="910"/>
         <w:pBdr/>
         <w:spacing/>
         <w:ind w:firstLine="0"/>
@@ -884,6 +953,12 @@
           <w:szCs w:val="24"/>
         </w:rPr>
       </w:pPr>
+      <w:r>
+        <w:rPr>
+          <w:sz w:val="24"/>
+          <w:szCs w:val="24"/>
+        </w:rPr>
+      </w:r>
       <w:r>
         <w:rPr>
           <w:sz w:val="24"/>
@@ -899,7 +974,7 @@
     </w:p>
     <w:p>
       <w:pPr>
-        <w:pStyle w:val="688"/>
+        <w:pStyle w:val="910"/>
         <w:pBdr/>
         <w:spacing/>
         <w:ind w:firstLine="0"/>
@@ -928,10 +1003,16 @@
           <w:szCs w:val="24"/>
         </w:rPr>
       </w:r>
+      <w:r>
+        <w:rPr>
+          <w:sz w:val="24"/>
+          <w:szCs w:val="24"/>
+        </w:rPr>
+      </w:r>
     </w:p>
     <w:p>
       <w:pPr>
-        <w:pStyle w:val="688"/>
+        <w:pStyle w:val="910"/>
         <w:pBdr/>
         <w:spacing/>
         <w:ind w:firstLine="0"/>
@@ -955,6 +1036,13 @@
           <w:lang w:val="en-US"/>
         </w:rPr>
         <w:t xml:space="preserve">26</w:t>
+      </w:r>
+      <w:r>
+        <w:rPr>
+          <w:sz w:val="24"/>
+          <w:szCs w:val="24"/>
+          <w:lang w:val="en-US"/>
+        </w:rPr>
       </w:r>
       <w:r>
         <w:rPr>
@@ -986,7 +1074,6 @@
         <w:ind/>
         <w:rPr/>
       </w:pPr>
-      <w:r/>
       <w:r>
         <w:separator/>
       </w:r>
@@ -1001,7 +1088,6 @@
         <w:ind/>
         <w:rPr/>
       </w:pPr>
-      <w:r/>
       <w:r>
         <w:continuationSeparator/>
       </w:r>
@@ -1021,7 +1107,6 @@
         <w:ind/>
         <w:rPr/>
       </w:pPr>
-      <w:r/>
       <w:r>
         <w:separator/>
       </w:r>
@@ -1036,7 +1121,6 @@
         <w:ind/>
         <w:rPr/>
       </w:pPr>
-      <w:r/>
       <w:r>
         <w:continuationSeparator/>
       </w:r>
@@ -2567,9 +2651,9 @@
     <w:lsdException w:name="Bibliography" w:uiPriority="37"/>
     <w:lsdException w:name="TOC Heading" w:uiPriority="39" w:qFormat="1"/>
   </w:latentStyles>
-  <w:style w:type="table" w:styleId="13">
+  <w:style w:type="table" w:styleId="721">
     <w:name w:val="Table Grid Light"/>
-    <w:basedOn w:val="686"/>
+    <w:basedOn w:val="908"/>
     <w:uiPriority w:val="59"/>
     <w:pPr>
       <w:pBdr/>
@@ -2766,9 +2850,9 @@
       </w:tcPr>
     </w:tblStylePr>
   </w:style>
-  <w:style w:type="table" w:styleId="14">
+  <w:style w:type="table" w:styleId="722">
     <w:name w:val="Plain Table 1"/>
-    <w:basedOn w:val="686"/>
+    <w:basedOn w:val="908"/>
     <w:uiPriority w:val="59"/>
     <w:pPr>
       <w:pBdr/>
@@ -2991,9 +3075,9 @@
       </w:tcPr>
     </w:tblStylePr>
   </w:style>
-  <w:style w:type="table" w:styleId="15">
+  <w:style w:type="table" w:styleId="723">
     <w:name w:val="Plain Table 2"/>
-    <w:basedOn w:val="686"/>
+    <w:basedOn w:val="908"/>
     <w:uiPriority w:val="59"/>
     <w:pPr>
       <w:pBdr/>
@@ -3224,9 +3308,9 @@
       </w:tcPr>
     </w:tblStylePr>
   </w:style>
-  <w:style w:type="table" w:styleId="16">
+  <w:style w:type="table" w:styleId="724">
     <w:name w:val="Plain Table 3"/>
-    <w:basedOn w:val="686"/>
+    <w:basedOn w:val="908"/>
     <w:uiPriority w:val="99"/>
     <w:pPr>
       <w:pBdr/>
@@ -3454,9 +3538,9 @@
       </w:tcPr>
     </w:tblStylePr>
   </w:style>
-  <w:style w:type="table" w:styleId="17">
+  <w:style w:type="table" w:styleId="725">
     <w:name w:val="Plain Table 4"/>
-    <w:basedOn w:val="686"/>
+    <w:basedOn w:val="908"/>
     <w:uiPriority w:val="99"/>
     <w:pPr>
       <w:pBdr/>
@@ -3670,9 +3754,9 @@
       </w:tcPr>
     </w:tblStylePr>
   </w:style>
-  <w:style w:type="table" w:styleId="18">
+  <w:style w:type="table" w:styleId="726">
     <w:name w:val="Plain Table 5"/>
-    <w:basedOn w:val="686"/>
+    <w:basedOn w:val="908"/>
     <w:uiPriority w:val="99"/>
     <w:pPr>
       <w:pBdr/>
@@ -3903,9 +3987,9 @@
       </w:tcPr>
     </w:tblStylePr>
   </w:style>
-  <w:style w:type="table" w:styleId="19">
+  <w:style w:type="table" w:styleId="727">
     <w:name w:val="Grid Table 1 Light"/>
-    <w:basedOn w:val="686"/>
+    <w:basedOn w:val="908"/>
     <w:uiPriority w:val="99"/>
     <w:pPr>
       <w:pBdr/>
@@ -4126,9 +4210,9 @@
       </w:tcPr>
     </w:tblStylePr>
   </w:style>
-  <w:style w:type="table" w:styleId="20">
+  <w:style w:type="table" w:styleId="728">
     <w:name w:val="Grid Table 1 Light - Accent 1"/>
-    <w:basedOn w:val="686"/>
+    <w:basedOn w:val="908"/>
     <w:uiPriority w:val="99"/>
     <w:pPr>
       <w:pBdr/>
@@ -4349,9 +4433,9 @@
       </w:tcPr>
     </w:tblStylePr>
   </w:style>
-  <w:style w:type="table" w:styleId="21">
+  <w:style w:type="table" w:styleId="729">
     <w:name w:val="Grid Table 1 Light - Accent 2"/>
-    <w:basedOn w:val="686"/>
+    <w:basedOn w:val="908"/>
     <w:uiPriority w:val="99"/>
     <w:pPr>
       <w:pBdr/>
@@ -4572,9 +4656,9 @@
       </w:tcPr>
     </w:tblStylePr>
   </w:style>
-  <w:style w:type="table" w:styleId="22">
+  <w:style w:type="table" w:styleId="730">
     <w:name w:val="Grid Table 1 Light - Accent 3"/>
-    <w:basedOn w:val="686"/>
+    <w:basedOn w:val="908"/>
     <w:uiPriority w:val="99"/>
     <w:pPr>
       <w:pBdr/>
@@ -4795,9 +4879,9 @@
       </w:tcPr>
     </w:tblStylePr>
   </w:style>
-  <w:style w:type="table" w:styleId="23">
+  <w:style w:type="table" w:styleId="731">
     <w:name w:val="Grid Table 1 Light - Accent 4"/>
-    <w:basedOn w:val="686"/>
+    <w:basedOn w:val="908"/>
     <w:uiPriority w:val="99"/>
     <w:pPr>
       <w:pBdr/>
@@ -5018,9 +5102,9 @@
       </w:tcPr>
     </w:tblStylePr>
   </w:style>
-  <w:style w:type="table" w:styleId="24">
+  <w:style w:type="table" w:styleId="732">
     <w:name w:val="Grid Table 1 Light - Accent 5"/>
-    <w:basedOn w:val="686"/>
+    <w:basedOn w:val="908"/>
     <w:uiPriority w:val="99"/>
     <w:pPr>
       <w:pBdr/>
@@ -5241,9 +5325,9 @@
       </w:tcPr>
     </w:tblStylePr>
   </w:style>
-  <w:style w:type="table" w:styleId="25">
+  <w:style w:type="table" w:styleId="733">
     <w:name w:val="Grid Table 1 Light - Accent 6"/>
-    <w:basedOn w:val="686"/>
+    <w:basedOn w:val="908"/>
     <w:uiPriority w:val="99"/>
     <w:pPr>
       <w:pBdr/>
@@ -5464,9 +5548,9 @@
       </w:tcPr>
     </w:tblStylePr>
   </w:style>
-  <w:style w:type="table" w:styleId="26">
+  <w:style w:type="table" w:styleId="734">
     <w:name w:val="Grid Table 2"/>
-    <w:basedOn w:val="686"/>
+    <w:basedOn w:val="908"/>
     <w:uiPriority w:val="99"/>
     <w:pPr>
       <w:pBdr/>
@@ -5696,9 +5780,9 @@
       </w:tcPr>
     </w:tblStylePr>
   </w:style>
-  <w:style w:type="table" w:styleId="27">
+  <w:style w:type="table" w:styleId="735">
     <w:name w:val="Grid Table 2 - Accent 1"/>
-    <w:basedOn w:val="686"/>
+    <w:basedOn w:val="908"/>
     <w:uiPriority w:val="99"/>
     <w:pPr>
       <w:pBdr/>
@@ -5928,9 +6012,9 @@
       </w:tcPr>
     </w:tblStylePr>
   </w:style>
-  <w:style w:type="table" w:styleId="28">
+  <w:style w:type="table" w:styleId="736">
     <w:name w:val="Grid Table 2 - Accent 2"/>
-    <w:basedOn w:val="686"/>
+    <w:basedOn w:val="908"/>
     <w:uiPriority w:val="99"/>
     <w:pPr>
       <w:pBdr/>
@@ -6160,9 +6244,9 @@
       </w:tcPr>
     </w:tblStylePr>
   </w:style>
-  <w:style w:type="table" w:styleId="29">
+  <w:style w:type="table" w:styleId="737">
     <w:name w:val="Grid Table 2 - Accent 3"/>
-    <w:basedOn w:val="686"/>
+    <w:basedOn w:val="908"/>
     <w:uiPriority w:val="99"/>
     <w:pPr>
       <w:pBdr/>
@@ -6392,9 +6476,9 @@
       </w:tcPr>
     </w:tblStylePr>
   </w:style>
-  <w:style w:type="table" w:styleId="30">
+  <w:style w:type="table" w:styleId="738">
     <w:name w:val="Grid Table 2 - Accent 4"/>
-    <w:basedOn w:val="686"/>
+    <w:basedOn w:val="908"/>
     <w:uiPriority w:val="99"/>
     <w:pPr>
       <w:pBdr/>
@@ -6624,9 +6708,9 @@
       </w:tcPr>
     </w:tblStylePr>
   </w:style>
-  <w:style w:type="table" w:styleId="31">
+  <w:style w:type="table" w:styleId="739">
     <w:name w:val="Grid Table 2 - Accent 5"/>
-    <w:basedOn w:val="686"/>
+    <w:basedOn w:val="908"/>
     <w:uiPriority w:val="99"/>
     <w:pPr>
       <w:pBdr/>
@@ -6856,9 +6940,9 @@
       </w:tcPr>
     </w:tblStylePr>
   </w:style>
-  <w:style w:type="table" w:styleId="32">
+  <w:style w:type="table" w:styleId="740">
     <w:name w:val="Grid Table 2 - Accent 6"/>
-    <w:basedOn w:val="686"/>
+    <w:basedOn w:val="908"/>
     <w:uiPriority w:val="99"/>
     <w:pPr>
       <w:pBdr/>
@@ -7088,9 +7172,9 @@
       </w:tcPr>
     </w:tblStylePr>
   </w:style>
-  <w:style w:type="table" w:styleId="33">
+  <w:style w:type="table" w:styleId="741">
     <w:name w:val="Grid Table 3"/>
-    <w:basedOn w:val="686"/>
+    <w:basedOn w:val="908"/>
     <w:uiPriority w:val="99"/>
     <w:pPr>
       <w:pBdr/>
@@ -7189,29 +7273,6 @@
         <w:tblBorders/>
       </w:tblPr>
       <w:tcPr>
-        <w:shd w:color="ffffff"/>
-        <w:tcBorders>
-          <w:top w:val="none" w:color="000000" w:sz="4" w:space="0"/>
-          <w:left w:val="none" w:color="000000" w:sz="4" w:space="0"/>
-          <w:bottom w:val="none" w:color="000000" w:sz="4" w:space="0"/>
-          <w:right w:val="none" w:color="000000" w:sz="4" w:space="0"/>
-        </w:tcBorders>
-      </w:tcPr>
-    </w:tblStylePr>
-    <w:tblStylePr w:type="firstRow">
-      <w:rPr>
-        <w:b/>
-        <w:color w:val="404040"/>
-      </w:rPr>
-      <w:pPr>
-        <w:pBdr/>
-        <w:spacing/>
-        <w:ind/>
-      </w:pPr>
-      <w:tblPr>
-        <w:tblBorders/>
-      </w:tblPr>
-      <w:tcPr>
         <w:shd w:val="clear" w:color="ffffff"/>
         <w:tcBorders>
           <w:top w:val="none" w:color="000000" w:sz="4" w:space="0"/>
@@ -7221,30 +7282,7 @@
         </w:tcBorders>
       </w:tcPr>
     </w:tblStylePr>
-    <w:tblStylePr w:type="lastCol">
-      <w:rPr>
-        <w:i/>
-        <w:color w:val="404040"/>
-      </w:rPr>
-      <w:pPr>
-        <w:pBdr/>
-        <w:spacing/>
-        <w:ind/>
-      </w:pPr>
-      <w:tblPr>
-        <w:tblBorders/>
-      </w:tblPr>
-      <w:tcPr>
-        <w:shd w:color="ffffff"/>
-        <w:tcBorders>
-          <w:top w:val="none" w:color="000000" w:sz="4" w:space="0"/>
-          <w:left w:val="none" w:color="000000" w:sz="4" w:space="0"/>
-          <w:bottom w:val="none" w:color="000000" w:sz="4" w:space="0"/>
-          <w:right w:val="none" w:color="000000" w:sz="4" w:space="0"/>
-        </w:tcBorders>
-      </w:tcPr>
-    </w:tblStylePr>
-    <w:tblStylePr w:type="lastRow">
+    <w:tblStylePr w:type="firstRow">
       <w:rPr>
         <w:b/>
         <w:color w:val="404040"/>
@@ -7267,6 +7305,52 @@
         </w:tcBorders>
       </w:tcPr>
     </w:tblStylePr>
+    <w:tblStylePr w:type="lastCol">
+      <w:rPr>
+        <w:i/>
+        <w:color w:val="404040"/>
+      </w:rPr>
+      <w:pPr>
+        <w:pBdr/>
+        <w:spacing/>
+        <w:ind/>
+      </w:pPr>
+      <w:tblPr>
+        <w:tblBorders/>
+      </w:tblPr>
+      <w:tcPr>
+        <w:shd w:val="clear" w:color="ffffff"/>
+        <w:tcBorders>
+          <w:top w:val="none" w:color="000000" w:sz="4" w:space="0"/>
+          <w:left w:val="none" w:color="000000" w:sz="4" w:space="0"/>
+          <w:bottom w:val="none" w:color="000000" w:sz="4" w:space="0"/>
+          <w:right w:val="none" w:color="000000" w:sz="4" w:space="0"/>
+        </w:tcBorders>
+      </w:tcPr>
+    </w:tblStylePr>
+    <w:tblStylePr w:type="lastRow">
+      <w:rPr>
+        <w:b/>
+        <w:color w:val="404040"/>
+      </w:rPr>
+      <w:pPr>
+        <w:pBdr/>
+        <w:spacing/>
+        <w:ind/>
+      </w:pPr>
+      <w:tblPr>
+        <w:tblBorders/>
+      </w:tblPr>
+      <w:tcPr>
+        <w:shd w:val="clear" w:color="ffffff"/>
+        <w:tcBorders>
+          <w:top w:val="none" w:color="000000" w:sz="4" w:space="0"/>
+          <w:left w:val="none" w:color="000000" w:sz="4" w:space="0"/>
+          <w:bottom w:val="none" w:color="000000" w:sz="4" w:space="0"/>
+          <w:right w:val="none" w:color="000000" w:sz="4" w:space="0"/>
+        </w:tcBorders>
+      </w:tcPr>
+    </w:tblStylePr>
     <w:tblStylePr w:type="nwCell">
       <w:pPr>
         <w:pBdr/>
@@ -7333,9 +7417,9 @@
       </w:tcPr>
     </w:tblStylePr>
   </w:style>
-  <w:style w:type="table" w:styleId="34">
+  <w:style w:type="table" w:styleId="742">
     <w:name w:val="Grid Table 3 - Accent 1"/>
-    <w:basedOn w:val="686"/>
+    <w:basedOn w:val="908"/>
     <w:uiPriority w:val="99"/>
     <w:pPr>
       <w:pBdr/>
@@ -7434,29 +7518,6 @@
         <w:tblBorders/>
       </w:tblPr>
       <w:tcPr>
-        <w:shd w:color="ffffff"/>
-        <w:tcBorders>
-          <w:top w:val="none" w:color="000000" w:sz="4" w:space="0"/>
-          <w:left w:val="none" w:color="000000" w:sz="4" w:space="0"/>
-          <w:bottom w:val="none" w:color="000000" w:sz="4" w:space="0"/>
-          <w:right w:val="none" w:color="000000" w:sz="4" w:space="0"/>
-        </w:tcBorders>
-      </w:tcPr>
-    </w:tblStylePr>
-    <w:tblStylePr w:type="firstRow">
-      <w:rPr>
-        <w:b/>
-        <w:color w:val="404040"/>
-      </w:rPr>
-      <w:pPr>
-        <w:pBdr/>
-        <w:spacing/>
-        <w:ind/>
-      </w:pPr>
-      <w:tblPr>
-        <w:tblBorders/>
-      </w:tblPr>
-      <w:tcPr>
         <w:shd w:val="clear" w:color="ffffff"/>
         <w:tcBorders>
           <w:top w:val="none" w:color="000000" w:sz="4" w:space="0"/>
@@ -7466,30 +7527,7 @@
         </w:tcBorders>
       </w:tcPr>
     </w:tblStylePr>
-    <w:tblStylePr w:type="lastCol">
-      <w:rPr>
-        <w:i/>
-        <w:color w:val="404040"/>
-      </w:rPr>
-      <w:pPr>
-        <w:pBdr/>
-        <w:spacing/>
-        <w:ind/>
-      </w:pPr>
-      <w:tblPr>
-        <w:tblBorders/>
-      </w:tblPr>
-      <w:tcPr>
-        <w:shd w:color="ffffff"/>
-        <w:tcBorders>
-          <w:top w:val="none" w:color="000000" w:sz="4" w:space="0"/>
-          <w:left w:val="none" w:color="000000" w:sz="4" w:space="0"/>
-          <w:bottom w:val="none" w:color="000000" w:sz="4" w:space="0"/>
-          <w:right w:val="none" w:color="000000" w:sz="4" w:space="0"/>
-        </w:tcBorders>
-      </w:tcPr>
-    </w:tblStylePr>
-    <w:tblStylePr w:type="lastRow">
+    <w:tblStylePr w:type="firstRow">
       <w:rPr>
         <w:b/>
         <w:color w:val="404040"/>
@@ -7512,6 +7550,52 @@
         </w:tcBorders>
       </w:tcPr>
     </w:tblStylePr>
+    <w:tblStylePr w:type="lastCol">
+      <w:rPr>
+        <w:i/>
+        <w:color w:val="404040"/>
+      </w:rPr>
+      <w:pPr>
+        <w:pBdr/>
+        <w:spacing/>
+        <w:ind/>
+      </w:pPr>
+      <w:tblPr>
+        <w:tblBorders/>
+      </w:tblPr>
+      <w:tcPr>
+        <w:shd w:val="clear" w:color="ffffff"/>
+        <w:tcBorders>
+          <w:top w:val="none" w:color="000000" w:sz="4" w:space="0"/>
+          <w:left w:val="none" w:color="000000" w:sz="4" w:space="0"/>
+          <w:bottom w:val="none" w:color="000000" w:sz="4" w:space="0"/>
+          <w:right w:val="none" w:color="000000" w:sz="4" w:space="0"/>
+        </w:tcBorders>
+      </w:tcPr>
+    </w:tblStylePr>
+    <w:tblStylePr w:type="lastRow">
+      <w:rPr>
+        <w:b/>
+        <w:color w:val="404040"/>
+      </w:rPr>
+      <w:pPr>
+        <w:pBdr/>
+        <w:spacing/>
+        <w:ind/>
+      </w:pPr>
+      <w:tblPr>
+        <w:tblBorders/>
+      </w:tblPr>
+      <w:tcPr>
+        <w:shd w:val="clear" w:color="ffffff"/>
+        <w:tcBorders>
+          <w:top w:val="none" w:color="000000" w:sz="4" w:space="0"/>
+          <w:left w:val="none" w:color="000000" w:sz="4" w:space="0"/>
+          <w:bottom w:val="none" w:color="000000" w:sz="4" w:space="0"/>
+          <w:right w:val="none" w:color="000000" w:sz="4" w:space="0"/>
+        </w:tcBorders>
+      </w:tcPr>
+    </w:tblStylePr>
     <w:tblStylePr w:type="nwCell">
       <w:pPr>
         <w:pBdr/>
@@ -7578,9 +7662,9 @@
       </w:tcPr>
     </w:tblStylePr>
   </w:style>
-  <w:style w:type="table" w:styleId="35">
+  <w:style w:type="table" w:styleId="743">
     <w:name w:val="Grid Table 3 - Accent 2"/>
-    <w:basedOn w:val="686"/>
+    <w:basedOn w:val="908"/>
     <w:uiPriority w:val="99"/>
     <w:pPr>
       <w:pBdr/>
@@ -7679,29 +7763,6 @@
         <w:tblBorders/>
       </w:tblPr>
       <w:tcPr>
-        <w:shd w:color="ffffff"/>
-        <w:tcBorders>
-          <w:top w:val="none" w:color="000000" w:sz="4" w:space="0"/>
-          <w:left w:val="none" w:color="000000" w:sz="4" w:space="0"/>
-          <w:bottom w:val="none" w:color="000000" w:sz="4" w:space="0"/>
-          <w:right w:val="none" w:color="000000" w:sz="4" w:space="0"/>
-        </w:tcBorders>
-      </w:tcPr>
-    </w:tblStylePr>
-    <w:tblStylePr w:type="firstRow">
-      <w:rPr>
-        <w:b/>
-        <w:color w:val="404040"/>
-      </w:rPr>
-      <w:pPr>
-        <w:pBdr/>
-        <w:spacing/>
-        <w:ind/>
-      </w:pPr>
-      <w:tblPr>
-        <w:tblBorders/>
-      </w:tblPr>
-      <w:tcPr>
         <w:shd w:val="clear" w:color="ffffff"/>
         <w:tcBorders>
           <w:top w:val="none" w:color="000000" w:sz="4" w:space="0"/>
@@ -7711,30 +7772,7 @@
         </w:tcBorders>
       </w:tcPr>
     </w:tblStylePr>
-    <w:tblStylePr w:type="lastCol">
-      <w:rPr>
-        <w:i/>
-        <w:color w:val="404040"/>
-      </w:rPr>
-      <w:pPr>
-        <w:pBdr/>
-        <w:spacing/>
-        <w:ind/>
-      </w:pPr>
-      <w:tblPr>
-        <w:tblBorders/>
-      </w:tblPr>
-      <w:tcPr>
-        <w:shd w:color="ffffff"/>
-        <w:tcBorders>
-          <w:top w:val="none" w:color="000000" w:sz="4" w:space="0"/>
-          <w:left w:val="none" w:color="000000" w:sz="4" w:space="0"/>
-          <w:bottom w:val="none" w:color="000000" w:sz="4" w:space="0"/>
-          <w:right w:val="none" w:color="000000" w:sz="4" w:space="0"/>
-        </w:tcBorders>
-      </w:tcPr>
-    </w:tblStylePr>
-    <w:tblStylePr w:type="lastRow">
+    <w:tblStylePr w:type="firstRow">
       <w:rPr>
         <w:b/>
         <w:color w:val="404040"/>
@@ -7757,6 +7795,52 @@
         </w:tcBorders>
       </w:tcPr>
     </w:tblStylePr>
+    <w:tblStylePr w:type="lastCol">
+      <w:rPr>
+        <w:i/>
+        <w:color w:val="404040"/>
+      </w:rPr>
+      <w:pPr>
+        <w:pBdr/>
+        <w:spacing/>
+        <w:ind/>
+      </w:pPr>
+      <w:tblPr>
+        <w:tblBorders/>
+      </w:tblPr>
+      <w:tcPr>
+        <w:shd w:val="clear" w:color="ffffff"/>
+        <w:tcBorders>
+          <w:top w:val="none" w:color="000000" w:sz="4" w:space="0"/>
+          <w:left w:val="none" w:color="000000" w:sz="4" w:space="0"/>
+          <w:bottom w:val="none" w:color="000000" w:sz="4" w:space="0"/>
+          <w:right w:val="none" w:color="000000" w:sz="4" w:space="0"/>
+        </w:tcBorders>
+      </w:tcPr>
+    </w:tblStylePr>
+    <w:tblStylePr w:type="lastRow">
+      <w:rPr>
+        <w:b/>
+        <w:color w:val="404040"/>
+      </w:rPr>
+      <w:pPr>
+        <w:pBdr/>
+        <w:spacing/>
+        <w:ind/>
+      </w:pPr>
+      <w:tblPr>
+        <w:tblBorders/>
+      </w:tblPr>
+      <w:tcPr>
+        <w:shd w:val="clear" w:color="ffffff"/>
+        <w:tcBorders>
+          <w:top w:val="none" w:color="000000" w:sz="4" w:space="0"/>
+          <w:left w:val="none" w:color="000000" w:sz="4" w:space="0"/>
+          <w:bottom w:val="none" w:color="000000" w:sz="4" w:space="0"/>
+          <w:right w:val="none" w:color="000000" w:sz="4" w:space="0"/>
+        </w:tcBorders>
+      </w:tcPr>
+    </w:tblStylePr>
     <w:tblStylePr w:type="nwCell">
       <w:pPr>
         <w:pBdr/>
@@ -7823,9 +7907,9 @@
       </w:tcPr>
     </w:tblStylePr>
   </w:style>
-  <w:style w:type="table" w:styleId="36">
+  <w:style w:type="table" w:styleId="744">
     <w:name w:val="Grid Table 3 - Accent 3"/>
-    <w:basedOn w:val="686"/>
+    <w:basedOn w:val="908"/>
     <w:uiPriority w:val="99"/>
     <w:pPr>
       <w:pBdr/>
@@ -7924,29 +8008,6 @@
         <w:tblBorders/>
       </w:tblPr>
       <w:tcPr>
-        <w:shd w:color="ffffff"/>
-        <w:tcBorders>
-          <w:top w:val="none" w:color="000000" w:sz="4" w:space="0"/>
-          <w:left w:val="none" w:color="000000" w:sz="4" w:space="0"/>
-          <w:bottom w:val="none" w:color="000000" w:sz="4" w:space="0"/>
-          <w:right w:val="none" w:color="000000" w:sz="4" w:space="0"/>
-        </w:tcBorders>
-      </w:tcPr>
-    </w:tblStylePr>
-    <w:tblStylePr w:type="firstRow">
-      <w:rPr>
-        <w:b/>
-        <w:color w:val="404040"/>
-      </w:rPr>
-      <w:pPr>
-        <w:pBdr/>
-        <w:spacing/>
-        <w:ind/>
-      </w:pPr>
-      <w:tblPr>
-        <w:tblBorders/>
-      </w:tblPr>
-      <w:tcPr>
         <w:shd w:val="clear" w:color="ffffff"/>
         <w:tcBorders>
           <w:top w:val="none" w:color="000000" w:sz="4" w:space="0"/>
@@ -7956,30 +8017,7 @@
         </w:tcBorders>
       </w:tcPr>
     </w:tblStylePr>
-    <w:tblStylePr w:type="lastCol">
-      <w:rPr>
-        <w:i/>
-        <w:color w:val="404040"/>
-      </w:rPr>
-      <w:pPr>
-        <w:pBdr/>
-        <w:spacing/>
-        <w:ind/>
-      </w:pPr>
-      <w:tblPr>
-        <w:tblBorders/>
-      </w:tblPr>
-      <w:tcPr>
-        <w:shd w:color="ffffff"/>
-        <w:tcBorders>
-          <w:top w:val="none" w:color="000000" w:sz="4" w:space="0"/>
-          <w:left w:val="none" w:color="000000" w:sz="4" w:space="0"/>
-          <w:bottom w:val="none" w:color="000000" w:sz="4" w:space="0"/>
-          <w:right w:val="none" w:color="000000" w:sz="4" w:space="0"/>
-        </w:tcBorders>
-      </w:tcPr>
-    </w:tblStylePr>
-    <w:tblStylePr w:type="lastRow">
+    <w:tblStylePr w:type="firstRow">
       <w:rPr>
         <w:b/>
         <w:color w:val="404040"/>
@@ -8002,6 +8040,52 @@
         </w:tcBorders>
       </w:tcPr>
     </w:tblStylePr>
+    <w:tblStylePr w:type="lastCol">
+      <w:rPr>
+        <w:i/>
+        <w:color w:val="404040"/>
+      </w:rPr>
+      <w:pPr>
+        <w:pBdr/>
+        <w:spacing/>
+        <w:ind/>
+      </w:pPr>
+      <w:tblPr>
+        <w:tblBorders/>
+      </w:tblPr>
+      <w:tcPr>
+        <w:shd w:val="clear" w:color="ffffff"/>
+        <w:tcBorders>
+          <w:top w:val="none" w:color="000000" w:sz="4" w:space="0"/>
+          <w:left w:val="none" w:color="000000" w:sz="4" w:space="0"/>
+          <w:bottom w:val="none" w:color="000000" w:sz="4" w:space="0"/>
+          <w:right w:val="none" w:color="000000" w:sz="4" w:space="0"/>
+        </w:tcBorders>
+      </w:tcPr>
+    </w:tblStylePr>
+    <w:tblStylePr w:type="lastRow">
+      <w:rPr>
+        <w:b/>
+        <w:color w:val="404040"/>
+      </w:rPr>
+      <w:pPr>
+        <w:pBdr/>
+        <w:spacing/>
+        <w:ind/>
+      </w:pPr>
+      <w:tblPr>
+        <w:tblBorders/>
+      </w:tblPr>
+      <w:tcPr>
+        <w:shd w:val="clear" w:color="ffffff"/>
+        <w:tcBorders>
+          <w:top w:val="none" w:color="000000" w:sz="4" w:space="0"/>
+          <w:left w:val="none" w:color="000000" w:sz="4" w:space="0"/>
+          <w:bottom w:val="none" w:color="000000" w:sz="4" w:space="0"/>
+          <w:right w:val="none" w:color="000000" w:sz="4" w:space="0"/>
+        </w:tcBorders>
+      </w:tcPr>
+    </w:tblStylePr>
     <w:tblStylePr w:type="nwCell">
       <w:pPr>
         <w:pBdr/>
@@ -8068,9 +8152,9 @@
       </w:tcPr>
     </w:tblStylePr>
   </w:style>
-  <w:style w:type="table" w:styleId="37">
+  <w:style w:type="table" w:styleId="745">
     <w:name w:val="Grid Table 3 - Accent 4"/>
-    <w:basedOn w:val="686"/>
+    <w:basedOn w:val="908"/>
     <w:uiPriority w:val="99"/>
     <w:pPr>
       <w:pBdr/>
@@ -8169,29 +8253,6 @@
         <w:tblBorders/>
       </w:tblPr>
       <w:tcPr>
-        <w:shd w:color="ffffff"/>
-        <w:tcBorders>
-          <w:top w:val="none" w:color="000000" w:sz="4" w:space="0"/>
-          <w:left w:val="none" w:color="000000" w:sz="4" w:space="0"/>
-          <w:bottom w:val="none" w:color="000000" w:sz="4" w:space="0"/>
-          <w:right w:val="none" w:color="000000" w:sz="4" w:space="0"/>
-        </w:tcBorders>
-      </w:tcPr>
-    </w:tblStylePr>
-    <w:tblStylePr w:type="firstRow">
-      <w:rPr>
-        <w:b/>
-        <w:color w:val="404040"/>
-      </w:rPr>
-      <w:pPr>
-        <w:pBdr/>
-        <w:spacing/>
-        <w:ind/>
-      </w:pPr>
-      <w:tblPr>
-        <w:tblBorders/>
-      </w:tblPr>
-      <w:tcPr>
         <w:shd w:val="clear" w:color="ffffff"/>
         <w:tcBorders>
           <w:top w:val="none" w:color="000000" w:sz="4" w:space="0"/>
@@ -8201,30 +8262,7 @@
         </w:tcBorders>
       </w:tcPr>
     </w:tblStylePr>
-    <w:tblStylePr w:type="lastCol">
-      <w:rPr>
-        <w:i/>
-        <w:color w:val="404040"/>
-      </w:rPr>
-      <w:pPr>
-        <w:pBdr/>
-        <w:spacing/>
-        <w:ind/>
-      </w:pPr>
-      <w:tblPr>
-        <w:tblBorders/>
-      </w:tblPr>
-      <w:tcPr>
-        <w:shd w:color="ffffff"/>
-        <w:tcBorders>
-          <w:top w:val="none" w:color="000000" w:sz="4" w:space="0"/>
-          <w:left w:val="none" w:color="000000" w:sz="4" w:space="0"/>
-          <w:bottom w:val="none" w:color="000000" w:sz="4" w:space="0"/>
-          <w:right w:val="none" w:color="000000" w:sz="4" w:space="0"/>
-        </w:tcBorders>
-      </w:tcPr>
-    </w:tblStylePr>
-    <w:tblStylePr w:type="lastRow">
+    <w:tblStylePr w:type="firstRow">
       <w:rPr>
         <w:b/>
         <w:color w:val="404040"/>
@@ -8247,6 +8285,52 @@
         </w:tcBorders>
       </w:tcPr>
     </w:tblStylePr>
+    <w:tblStylePr w:type="lastCol">
+      <w:rPr>
+        <w:i/>
+        <w:color w:val="404040"/>
+      </w:rPr>
+      <w:pPr>
+        <w:pBdr/>
+        <w:spacing/>
+        <w:ind/>
+      </w:pPr>
+      <w:tblPr>
+        <w:tblBorders/>
+      </w:tblPr>
+      <w:tcPr>
+        <w:shd w:val="clear" w:color="ffffff"/>
+        <w:tcBorders>
+          <w:top w:val="none" w:color="000000" w:sz="4" w:space="0"/>
+          <w:left w:val="none" w:color="000000" w:sz="4" w:space="0"/>
+          <w:bottom w:val="none" w:color="000000" w:sz="4" w:space="0"/>
+          <w:right w:val="none" w:color="000000" w:sz="4" w:space="0"/>
+        </w:tcBorders>
+      </w:tcPr>
+    </w:tblStylePr>
+    <w:tblStylePr w:type="lastRow">
+      <w:rPr>
+        <w:b/>
+        <w:color w:val="404040"/>
+      </w:rPr>
+      <w:pPr>
+        <w:pBdr/>
+        <w:spacing/>
+        <w:ind/>
+      </w:pPr>
+      <w:tblPr>
+        <w:tblBorders/>
+      </w:tblPr>
+      <w:tcPr>
+        <w:shd w:val="clear" w:color="ffffff"/>
+        <w:tcBorders>
+          <w:top w:val="none" w:color="000000" w:sz="4" w:space="0"/>
+          <w:left w:val="none" w:color="000000" w:sz="4" w:space="0"/>
+          <w:bottom w:val="none" w:color="000000" w:sz="4" w:space="0"/>
+          <w:right w:val="none" w:color="000000" w:sz="4" w:space="0"/>
+        </w:tcBorders>
+      </w:tcPr>
+    </w:tblStylePr>
     <w:tblStylePr w:type="nwCell">
       <w:pPr>
         <w:pBdr/>
@@ -8313,9 +8397,9 @@
       </w:tcPr>
     </w:tblStylePr>
   </w:style>
-  <w:style w:type="table" w:styleId="38">
+  <w:style w:type="table" w:styleId="746">
     <w:name w:val="Grid Table 3 - Accent 5"/>
-    <w:basedOn w:val="686"/>
+    <w:basedOn w:val="908"/>
     <w:uiPriority w:val="99"/>
     <w:pPr>
       <w:pBdr/>
@@ -8414,29 +8498,6 @@
         <w:tblBorders/>
       </w:tblPr>
       <w:tcPr>
-        <w:shd w:color="ffffff"/>
-        <w:tcBorders>
-          <w:top w:val="none" w:color="000000" w:sz="4" w:space="0"/>
-          <w:left w:val="none" w:color="000000" w:sz="4" w:space="0"/>
-          <w:bottom w:val="none" w:color="000000" w:sz="4" w:space="0"/>
-          <w:right w:val="none" w:color="000000" w:sz="4" w:space="0"/>
-        </w:tcBorders>
-      </w:tcPr>
-    </w:tblStylePr>
-    <w:tblStylePr w:type="firstRow">
-      <w:rPr>
-        <w:b/>
-        <w:color w:val="404040"/>
-      </w:rPr>
-      <w:pPr>
-        <w:pBdr/>
-        <w:spacing/>
-        <w:ind/>
-      </w:pPr>
-      <w:tblPr>
-        <w:tblBorders/>
-      </w:tblPr>
-      <w:tcPr>
         <w:shd w:val="clear" w:color="ffffff"/>
         <w:tcBorders>
           <w:top w:val="none" w:color="000000" w:sz="4" w:space="0"/>
@@ -8446,30 +8507,7 @@
         </w:tcBorders>
       </w:tcPr>
     </w:tblStylePr>
-    <w:tblStylePr w:type="lastCol">
-      <w:rPr>
-        <w:i/>
-        <w:color w:val="404040"/>
-      </w:rPr>
-      <w:pPr>
-        <w:pBdr/>
-        <w:spacing/>
-        <w:ind/>
-      </w:pPr>
-      <w:tblPr>
-        <w:tblBorders/>
-      </w:tblPr>
-      <w:tcPr>
-        <w:shd w:color="ffffff"/>
-        <w:tcBorders>
-          <w:top w:val="none" w:color="000000" w:sz="4" w:space="0"/>
-          <w:left w:val="none" w:color="000000" w:sz="4" w:space="0"/>
-          <w:bottom w:val="none" w:color="000000" w:sz="4" w:space="0"/>
-          <w:right w:val="none" w:color="000000" w:sz="4" w:space="0"/>
-        </w:tcBorders>
-      </w:tcPr>
-    </w:tblStylePr>
-    <w:tblStylePr w:type="lastRow">
+    <w:tblStylePr w:type="firstRow">
       <w:rPr>
         <w:b/>
         <w:color w:val="404040"/>
@@ -8492,6 +8530,52 @@
         </w:tcBorders>
       </w:tcPr>
     </w:tblStylePr>
+    <w:tblStylePr w:type="lastCol">
+      <w:rPr>
+        <w:i/>
+        <w:color w:val="404040"/>
+      </w:rPr>
+      <w:pPr>
+        <w:pBdr/>
+        <w:spacing/>
+        <w:ind/>
+      </w:pPr>
+      <w:tblPr>
+        <w:tblBorders/>
+      </w:tblPr>
+      <w:tcPr>
+        <w:shd w:val="clear" w:color="ffffff"/>
+        <w:tcBorders>
+          <w:top w:val="none" w:color="000000" w:sz="4" w:space="0"/>
+          <w:left w:val="none" w:color="000000" w:sz="4" w:space="0"/>
+          <w:bottom w:val="none" w:color="000000" w:sz="4" w:space="0"/>
+          <w:right w:val="none" w:color="000000" w:sz="4" w:space="0"/>
+        </w:tcBorders>
+      </w:tcPr>
+    </w:tblStylePr>
+    <w:tblStylePr w:type="lastRow">
+      <w:rPr>
+        <w:b/>
+        <w:color w:val="404040"/>
+      </w:rPr>
+      <w:pPr>
+        <w:pBdr/>
+        <w:spacing/>
+        <w:ind/>
+      </w:pPr>
+      <w:tblPr>
+        <w:tblBorders/>
+      </w:tblPr>
+      <w:tcPr>
+        <w:shd w:val="clear" w:color="ffffff"/>
+        <w:tcBorders>
+          <w:top w:val="none" w:color="000000" w:sz="4" w:space="0"/>
+          <w:left w:val="none" w:color="000000" w:sz="4" w:space="0"/>
+          <w:bottom w:val="none" w:color="000000" w:sz="4" w:space="0"/>
+          <w:right w:val="none" w:color="000000" w:sz="4" w:space="0"/>
+        </w:tcBorders>
+      </w:tcPr>
+    </w:tblStylePr>
     <w:tblStylePr w:type="nwCell">
       <w:pPr>
         <w:pBdr/>
@@ -8558,9 +8642,9 @@
       </w:tcPr>
     </w:tblStylePr>
   </w:style>
-  <w:style w:type="table" w:styleId="39">
+  <w:style w:type="table" w:styleId="747">
     <w:name w:val="Grid Table 3 - Accent 6"/>
-    <w:basedOn w:val="686"/>
+    <w:basedOn w:val="908"/>
     <w:uiPriority w:val="99"/>
     <w:pPr>
       <w:pBdr/>
@@ -8659,29 +8743,6 @@
         <w:tblBorders/>
       </w:tblPr>
       <w:tcPr>
-        <w:shd w:color="ffffff"/>
-        <w:tcBorders>
-          <w:top w:val="none" w:color="000000" w:sz="4" w:space="0"/>
-          <w:left w:val="none" w:color="000000" w:sz="4" w:space="0"/>
-          <w:bottom w:val="none" w:color="000000" w:sz="4" w:space="0"/>
-          <w:right w:val="none" w:color="000000" w:sz="4" w:space="0"/>
-        </w:tcBorders>
-      </w:tcPr>
-    </w:tblStylePr>
-    <w:tblStylePr w:type="firstRow">
-      <w:rPr>
-        <w:b/>
-        <w:color w:val="404040"/>
-      </w:rPr>
-      <w:pPr>
-        <w:pBdr/>
-        <w:spacing/>
-        <w:ind/>
-      </w:pPr>
-      <w:tblPr>
-        <w:tblBorders/>
-      </w:tblPr>
-      <w:tcPr>
         <w:shd w:val="clear" w:color="ffffff"/>
         <w:tcBorders>
           <w:top w:val="none" w:color="000000" w:sz="4" w:space="0"/>
@@ -8691,30 +8752,7 @@
         </w:tcBorders>
       </w:tcPr>
     </w:tblStylePr>
-    <w:tblStylePr w:type="lastCol">
-      <w:rPr>
-        <w:i/>
-        <w:color w:val="404040"/>
-      </w:rPr>
-      <w:pPr>
-        <w:pBdr/>
-        <w:spacing/>
-        <w:ind/>
-      </w:pPr>
-      <w:tblPr>
-        <w:tblBorders/>
-      </w:tblPr>
-      <w:tcPr>
-        <w:shd w:color="ffffff"/>
-        <w:tcBorders>
-          <w:top w:val="none" w:color="000000" w:sz="4" w:space="0"/>
-          <w:left w:val="none" w:color="000000" w:sz="4" w:space="0"/>
-          <w:bottom w:val="none" w:color="000000" w:sz="4" w:space="0"/>
-          <w:right w:val="none" w:color="000000" w:sz="4" w:space="0"/>
-        </w:tcBorders>
-      </w:tcPr>
-    </w:tblStylePr>
-    <w:tblStylePr w:type="lastRow">
+    <w:tblStylePr w:type="firstRow">
       <w:rPr>
         <w:b/>
         <w:color w:val="404040"/>
@@ -8737,6 +8775,52 @@
         </w:tcBorders>
       </w:tcPr>
     </w:tblStylePr>
+    <w:tblStylePr w:type="lastCol">
+      <w:rPr>
+        <w:i/>
+        <w:color w:val="404040"/>
+      </w:rPr>
+      <w:pPr>
+        <w:pBdr/>
+        <w:spacing/>
+        <w:ind/>
+      </w:pPr>
+      <w:tblPr>
+        <w:tblBorders/>
+      </w:tblPr>
+      <w:tcPr>
+        <w:shd w:val="clear" w:color="ffffff"/>
+        <w:tcBorders>
+          <w:top w:val="none" w:color="000000" w:sz="4" w:space="0"/>
+          <w:left w:val="none" w:color="000000" w:sz="4" w:space="0"/>
+          <w:bottom w:val="none" w:color="000000" w:sz="4" w:space="0"/>
+          <w:right w:val="none" w:color="000000" w:sz="4" w:space="0"/>
+        </w:tcBorders>
+      </w:tcPr>
+    </w:tblStylePr>
+    <w:tblStylePr w:type="lastRow">
+      <w:rPr>
+        <w:b/>
+        <w:color w:val="404040"/>
+      </w:rPr>
+      <w:pPr>
+        <w:pBdr/>
+        <w:spacing/>
+        <w:ind/>
+      </w:pPr>
+      <w:tblPr>
+        <w:tblBorders/>
+      </w:tblPr>
+      <w:tcPr>
+        <w:shd w:val="clear" w:color="ffffff"/>
+        <w:tcBorders>
+          <w:top w:val="none" w:color="000000" w:sz="4" w:space="0"/>
+          <w:left w:val="none" w:color="000000" w:sz="4" w:space="0"/>
+          <w:bottom w:val="none" w:color="000000" w:sz="4" w:space="0"/>
+          <w:right w:val="none" w:color="000000" w:sz="4" w:space="0"/>
+        </w:tcBorders>
+      </w:tcPr>
+    </w:tblStylePr>
     <w:tblStylePr w:type="nwCell">
       <w:pPr>
         <w:pBdr/>
@@ -8803,9 +8887,9 @@
       </w:tcPr>
     </w:tblStylePr>
   </w:style>
-  <w:style w:type="table" w:styleId="40">
+  <w:style w:type="table" w:styleId="748">
     <w:name w:val="Grid Table 4"/>
-    <w:basedOn w:val="686"/>
+    <w:basedOn w:val="908"/>
     <w:uiPriority w:val="59"/>
     <w:pPr>
       <w:pBdr/>
@@ -9036,9 +9120,9 @@
       </w:tcPr>
     </w:tblStylePr>
   </w:style>
-  <w:style w:type="table" w:styleId="41">
+  <w:style w:type="table" w:styleId="749">
     <w:name w:val="Grid Table 4 - Accent 1"/>
-    <w:basedOn w:val="686"/>
+    <w:basedOn w:val="908"/>
     <w:uiPriority w:val="59"/>
     <w:pPr>
       <w:pBdr/>
@@ -9269,9 +9353,9 @@
       </w:tcPr>
     </w:tblStylePr>
   </w:style>
-  <w:style w:type="table" w:styleId="42">
+  <w:style w:type="table" w:styleId="750">
     <w:name w:val="Grid Table 4 - Accent 2"/>
-    <w:basedOn w:val="686"/>
+    <w:basedOn w:val="908"/>
     <w:uiPriority w:val="59"/>
     <w:pPr>
       <w:pBdr/>
@@ -9502,9 +9586,9 @@
       </w:tcPr>
     </w:tblStylePr>
   </w:style>
-  <w:style w:type="table" w:styleId="43">
+  <w:style w:type="table" w:styleId="751">
     <w:name w:val="Grid Table 4 - Accent 3"/>
-    <w:basedOn w:val="686"/>
+    <w:basedOn w:val="908"/>
     <w:uiPriority w:val="59"/>
     <w:pPr>
       <w:pBdr/>
@@ -9735,9 +9819,9 @@
       </w:tcPr>
     </w:tblStylePr>
   </w:style>
-  <w:style w:type="table" w:styleId="44">
+  <w:style w:type="table" w:styleId="752">
     <w:name w:val="Grid Table 4 - Accent 4"/>
-    <w:basedOn w:val="686"/>
+    <w:basedOn w:val="908"/>
     <w:uiPriority w:val="59"/>
     <w:pPr>
       <w:pBdr/>
@@ -9968,9 +10052,9 @@
       </w:tcPr>
     </w:tblStylePr>
   </w:style>
-  <w:style w:type="table" w:styleId="45">
+  <w:style w:type="table" w:styleId="753">
     <w:name w:val="Grid Table 4 - Accent 5"/>
-    <w:basedOn w:val="686"/>
+    <w:basedOn w:val="908"/>
     <w:uiPriority w:val="59"/>
     <w:pPr>
       <w:pBdr/>
@@ -10201,9 +10285,9 @@
       </w:tcPr>
     </w:tblStylePr>
   </w:style>
-  <w:style w:type="table" w:styleId="46">
+  <w:style w:type="table" w:styleId="754">
     <w:name w:val="Grid Table 4 - Accent 6"/>
-    <w:basedOn w:val="686"/>
+    <w:basedOn w:val="908"/>
     <w:uiPriority w:val="59"/>
     <w:pPr>
       <w:pBdr/>
@@ -10434,9 +10518,9 @@
       </w:tcPr>
     </w:tblStylePr>
   </w:style>
-  <w:style w:type="table" w:styleId="47">
+  <w:style w:type="table" w:styleId="755">
     <w:name w:val="Grid Table 5 Dark"/>
-    <w:basedOn w:val="686"/>
+    <w:basedOn w:val="908"/>
     <w:uiPriority w:val="99"/>
     <w:pPr>
       <w:pBdr/>
@@ -10662,9 +10746,9 @@
       </w:tcPr>
     </w:tblStylePr>
   </w:style>
-  <w:style w:type="table" w:styleId="48">
+  <w:style w:type="table" w:styleId="756">
     <w:name w:val="Grid Table 5 Dark- Accent 1"/>
-    <w:basedOn w:val="686"/>
+    <w:basedOn w:val="908"/>
     <w:uiPriority w:val="99"/>
     <w:pPr>
       <w:pBdr/>
@@ -10890,9 +10974,9 @@
       </w:tcPr>
     </w:tblStylePr>
   </w:style>
-  <w:style w:type="table" w:styleId="49">
+  <w:style w:type="table" w:styleId="757">
     <w:name w:val="Grid Table 5 Dark - Accent 2"/>
-    <w:basedOn w:val="686"/>
+    <w:basedOn w:val="908"/>
     <w:uiPriority w:val="99"/>
     <w:pPr>
       <w:pBdr/>
@@ -11118,9 +11202,9 @@
       </w:tcPr>
     </w:tblStylePr>
   </w:style>
-  <w:style w:type="table" w:styleId="50">
+  <w:style w:type="table" w:styleId="758">
     <w:name w:val="Grid Table 5 Dark - Accent 3"/>
-    <w:basedOn w:val="686"/>
+    <w:basedOn w:val="908"/>
     <w:uiPriority w:val="99"/>
     <w:pPr>
       <w:pBdr/>
@@ -11346,9 +11430,9 @@
       </w:tcPr>
     </w:tblStylePr>
   </w:style>
-  <w:style w:type="table" w:styleId="51">
+  <w:style w:type="table" w:styleId="759">
     <w:name w:val="Grid Table 5 Dark- Accent 4"/>
-    <w:basedOn w:val="686"/>
+    <w:basedOn w:val="908"/>
     <w:uiPriority w:val="99"/>
     <w:pPr>
       <w:pBdr/>
@@ -11574,9 +11658,9 @@
       </w:tcPr>
     </w:tblStylePr>
   </w:style>
-  <w:style w:type="table" w:styleId="52">
+  <w:style w:type="table" w:styleId="760">
     <w:name w:val="Grid Table 5 Dark - Accent 5"/>
-    <w:basedOn w:val="686"/>
+    <w:basedOn w:val="908"/>
     <w:uiPriority w:val="99"/>
     <w:pPr>
       <w:pBdr/>
@@ -11802,9 +11886,9 @@
       </w:tcPr>
     </w:tblStylePr>
   </w:style>
-  <w:style w:type="table" w:styleId="53">
+  <w:style w:type="table" w:styleId="761">
     <w:name w:val="Grid Table 5 Dark - Accent 6"/>
-    <w:basedOn w:val="686"/>
+    <w:basedOn w:val="908"/>
     <w:uiPriority w:val="99"/>
     <w:pPr>
       <w:pBdr/>
@@ -12030,9 +12114,9 @@
       </w:tcPr>
     </w:tblStylePr>
   </w:style>
-  <w:style w:type="table" w:styleId="54">
+  <w:style w:type="table" w:styleId="762">
     <w:name w:val="Grid Table 6 Colorful"/>
-    <w:basedOn w:val="686"/>
+    <w:basedOn w:val="908"/>
     <w:uiPriority w:val="99"/>
     <w:pPr>
       <w:pBdr/>
@@ -12260,9 +12344,9 @@
       </w:tcPr>
     </w:tblStylePr>
   </w:style>
-  <w:style w:type="table" w:styleId="55">
+  <w:style w:type="table" w:styleId="763">
     <w:name w:val="Grid Table 6 Colorful - Accent 1"/>
-    <w:basedOn w:val="686"/>
+    <w:basedOn w:val="908"/>
     <w:uiPriority w:val="99"/>
     <w:pPr>
       <w:pBdr/>
@@ -12490,9 +12574,9 @@
       </w:tcPr>
     </w:tblStylePr>
   </w:style>
-  <w:style w:type="table" w:styleId="56">
+  <w:style w:type="table" w:styleId="764">
     <w:name w:val="Grid Table 6 Colorful - Accent 2"/>
-    <w:basedOn w:val="686"/>
+    <w:basedOn w:val="908"/>
     <w:uiPriority w:val="99"/>
     <w:pPr>
       <w:pBdr/>
@@ -12720,9 +12804,9 @@
       </w:tcPr>
     </w:tblStylePr>
   </w:style>
-  <w:style w:type="table" w:styleId="57">
+  <w:style w:type="table" w:styleId="765">
     <w:name w:val="Grid Table 6 Colorful - Accent 3"/>
-    <w:basedOn w:val="686"/>
+    <w:basedOn w:val="908"/>
     <w:uiPriority w:val="99"/>
     <w:pPr>
       <w:pBdr/>
@@ -12950,9 +13034,9 @@
       </w:tcPr>
     </w:tblStylePr>
   </w:style>
-  <w:style w:type="table" w:styleId="58">
+  <w:style w:type="table" w:styleId="766">
     <w:name w:val="Grid Table 6 Colorful - Accent 4"/>
-    <w:basedOn w:val="686"/>
+    <w:basedOn w:val="908"/>
     <w:uiPriority w:val="99"/>
     <w:pPr>
       <w:pBdr/>
@@ -13180,9 +13264,9 @@
       </w:tcPr>
     </w:tblStylePr>
   </w:style>
-  <w:style w:type="table" w:styleId="59">
+  <w:style w:type="table" w:styleId="767">
     <w:name w:val="Grid Table 6 Colorful - Accent 5"/>
-    <w:basedOn w:val="686"/>
+    <w:basedOn w:val="908"/>
     <w:uiPriority w:val="99"/>
     <w:pPr>
       <w:pBdr/>
@@ -13410,9 +13494,9 @@
       </w:tcPr>
     </w:tblStylePr>
   </w:style>
-  <w:style w:type="table" w:styleId="60">
+  <w:style w:type="table" w:styleId="768">
     <w:name w:val="Grid Table 6 Colorful - Accent 6"/>
-    <w:basedOn w:val="686"/>
+    <w:basedOn w:val="908"/>
     <w:uiPriority w:val="99"/>
     <w:pPr>
       <w:pBdr/>
@@ -13640,9 +13724,9 @@
       </w:tcPr>
     </w:tblStylePr>
   </w:style>
-  <w:style w:type="table" w:styleId="61">
+  <w:style w:type="table" w:styleId="769">
     <w:name w:val="Grid Table 7 Colorful"/>
-    <w:basedOn w:val="686"/>
+    <w:basedOn w:val="908"/>
     <w:uiPriority w:val="99"/>
     <w:pPr>
       <w:pBdr/>
@@ -13744,11 +13828,11 @@
         <w:tblBorders/>
       </w:tblPr>
       <w:tcPr>
-        <w:shd w:color="ffffff"/>
+        <w:shd w:val="clear" w:color="ffffff"/>
         <w:tcBorders>
-          <w:top w:val="none"/>
-          <w:left w:val="none"/>
-          <w:bottom w:val="none"/>
+          <w:top w:val="none" w:color="000000" w:sz="4" w:space="0"/>
+          <w:left w:val="none" w:color="000000" w:sz="4" w:space="0"/>
+          <w:bottom w:val="none" w:color="000000" w:sz="4" w:space="0"/>
           <w:right w:val="single" w:color="000000" w:themeColor="text1" w:themeTint="80" w:sz="4" w:space="0"/>
         </w:tcBorders>
       </w:tcPr>
@@ -13771,10 +13855,10 @@
       <w:tcPr>
         <w:shd w:val="clear" w:color="ffffff" w:themeColor="light1" w:fill="ffffff" w:themeFill="light1"/>
         <w:tcBorders>
-          <w:top w:val="none"/>
-          <w:left w:val="none"/>
+          <w:top w:val="none" w:color="000000" w:sz="4" w:space="0"/>
+          <w:left w:val="none" w:color="000000" w:sz="4" w:space="0"/>
           <w:bottom w:val="single" w:color="000000" w:themeColor="text1" w:themeTint="80" w:sz="4" w:space="0"/>
-          <w:right w:val="none"/>
+          <w:right w:val="none" w:color="000000" w:sz="4" w:space="0"/>
         </w:tcBorders>
       </w:tcPr>
     </w:tblStylePr>
@@ -13794,12 +13878,12 @@
         <w:tblBorders/>
       </w:tblPr>
       <w:tcPr>
-        <w:shd w:color="ffffff"/>
+        <w:shd w:val="clear" w:color="ffffff"/>
         <w:tcBorders>
-          <w:top w:val="none"/>
+          <w:top w:val="none" w:color="000000" w:sz="4" w:space="0"/>
           <w:left w:val="single" w:color="000000" w:themeColor="text1" w:themeTint="80" w:sz="4" w:space="0"/>
-          <w:bottom w:val="none"/>
-          <w:right w:val="none"/>
+          <w:bottom w:val="none" w:color="000000" w:sz="4" w:space="0"/>
+          <w:right w:val="none" w:color="000000" w:sz="4" w:space="0"/>
         </w:tcBorders>
       </w:tcPr>
     </w:tblStylePr>
@@ -13822,9 +13906,9 @@
         <w:shd w:val="clear" w:color="ffffff" w:themeColor="light1" w:fill="ffffff" w:themeFill="light1"/>
         <w:tcBorders>
           <w:top w:val="single" w:color="000000" w:themeColor="text1" w:themeTint="80" w:sz="4" w:space="0"/>
-          <w:left w:val="none"/>
-          <w:bottom w:val="none"/>
-          <w:right w:val="none"/>
+          <w:left w:val="none" w:color="000000" w:sz="4" w:space="0"/>
+          <w:bottom w:val="none" w:color="000000" w:sz="4" w:space="0"/>
+          <w:right w:val="none" w:color="000000" w:sz="4" w:space="0"/>
         </w:tcBorders>
       </w:tcPr>
     </w:tblStylePr>
@@ -13894,9 +13978,9 @@
       </w:tcPr>
     </w:tblStylePr>
   </w:style>
-  <w:style w:type="table" w:styleId="62">
+  <w:style w:type="table" w:styleId="770">
     <w:name w:val="Grid Table 7 Colorful - Accent 1"/>
-    <w:basedOn w:val="686"/>
+    <w:basedOn w:val="908"/>
     <w:uiPriority w:val="99"/>
     <w:pPr>
       <w:pBdr/>
@@ -13998,11 +14082,11 @@
         <w:tblBorders/>
       </w:tblPr>
       <w:tcPr>
-        <w:shd w:color="ffffff"/>
+        <w:shd w:val="clear" w:color="ffffff"/>
         <w:tcBorders>
-          <w:top w:val="none"/>
-          <w:left w:val="none"/>
-          <w:bottom w:val="none"/>
+          <w:top w:val="none" w:color="000000" w:sz="4" w:space="0"/>
+          <w:left w:val="none" w:color="000000" w:sz="4" w:space="0"/>
+          <w:bottom w:val="none" w:color="000000" w:sz="4" w:space="0"/>
           <w:right w:val="single" w:color="000000" w:themeColor="accent1" w:themeTint="80" w:sz="4" w:space="0"/>
         </w:tcBorders>
       </w:tcPr>
@@ -14025,10 +14109,10 @@
       <w:tcPr>
         <w:shd w:val="clear" w:color="ffffff" w:themeColor="light1" w:fill="ffffff" w:themeFill="light1"/>
         <w:tcBorders>
-          <w:top w:val="none"/>
-          <w:left w:val="none"/>
+          <w:top w:val="none" w:color="000000" w:sz="4" w:space="0"/>
+          <w:left w:val="none" w:color="000000" w:sz="4" w:space="0"/>
           <w:bottom w:val="single" w:color="000000" w:themeColor="accent1" w:themeTint="80" w:sz="4" w:space="0"/>
-          <w:right w:val="none"/>
+          <w:right w:val="none" w:color="000000" w:sz="4" w:space="0"/>
         </w:tcBorders>
       </w:tcPr>
     </w:tblStylePr>
@@ -14048,12 +14132,12 @@
         <w:tblBorders/>
       </w:tblPr>
       <w:tcPr>
-        <w:shd w:color="ffffff"/>
+        <w:shd w:val="clear" w:color="ffffff"/>
         <w:tcBorders>
-          <w:top w:val="none"/>
+          <w:top w:val="none" w:color="000000" w:sz="4" w:space="0"/>
           <w:left w:val="single" w:color="000000" w:themeColor="accent1" w:themeTint="80" w:sz="4" w:space="0"/>
-          <w:bottom w:val="none"/>
-          <w:right w:val="none"/>
+          <w:bottom w:val="none" w:color="000000" w:sz="4" w:space="0"/>
+          <w:right w:val="none" w:color="000000" w:sz="4" w:space="0"/>
         </w:tcBorders>
       </w:tcPr>
     </w:tblStylePr>
@@ -14076,9 +14160,9 @@
         <w:shd w:val="clear" w:color="ffffff" w:themeColor="light1" w:fill="ffffff" w:themeFill="light1"/>
         <w:tcBorders>
           <w:top w:val="single" w:color="000000" w:themeColor="accent1" w:themeTint="80" w:sz="4" w:space="0"/>
-          <w:left w:val="none"/>
-          <w:bottom w:val="none"/>
-          <w:right w:val="none"/>
+          <w:left w:val="none" w:color="000000" w:sz="4" w:space="0"/>
+          <w:bottom w:val="none" w:color="000000" w:sz="4" w:space="0"/>
+          <w:right w:val="none" w:color="000000" w:sz="4" w:space="0"/>
         </w:tcBorders>
       </w:tcPr>
     </w:tblStylePr>
@@ -14148,9 +14232,9 @@
       </w:tcPr>
     </w:tblStylePr>
   </w:style>
-  <w:style w:type="table" w:styleId="63">
+  <w:style w:type="table" w:styleId="771">
     <w:name w:val="Grid Table 7 Colorful - Accent 2"/>
-    <w:basedOn w:val="686"/>
+    <w:basedOn w:val="908"/>
     <w:uiPriority w:val="99"/>
     <w:pPr>
       <w:pBdr/>
@@ -14252,11 +14336,11 @@
         <w:tblBorders/>
       </w:tblPr>
       <w:tcPr>
-        <w:shd w:color="ffffff"/>
+        <w:shd w:val="clear" w:color="ffffff"/>
         <w:tcBorders>
-          <w:top w:val="none"/>
-          <w:left w:val="none"/>
-          <w:bottom w:val="none"/>
+          <w:top w:val="none" w:color="000000" w:sz="4" w:space="0"/>
+          <w:left w:val="none" w:color="000000" w:sz="4" w:space="0"/>
+          <w:bottom w:val="none" w:color="000000" w:sz="4" w:space="0"/>
           <w:right w:val="single" w:color="000000" w:themeColor="accent2" w:themeTint="97" w:sz="4" w:space="0"/>
         </w:tcBorders>
       </w:tcPr>
@@ -14279,10 +14363,10 @@
       <w:tcPr>
         <w:shd w:val="clear" w:color="ffffff" w:themeColor="light1" w:fill="ffffff" w:themeFill="light1"/>
         <w:tcBorders>
-          <w:top w:val="none"/>
-          <w:left w:val="none"/>
+          <w:top w:val="none" w:color="000000" w:sz="4" w:space="0"/>
+          <w:left w:val="none" w:color="000000" w:sz="4" w:space="0"/>
           <w:bottom w:val="single" w:color="000000" w:themeColor="accent2" w:themeTint="97" w:sz="4" w:space="0"/>
-          <w:right w:val="none"/>
+          <w:right w:val="none" w:color="000000" w:sz="4" w:space="0"/>
         </w:tcBorders>
       </w:tcPr>
     </w:tblStylePr>
@@ -14302,12 +14386,12 @@
         <w:tblBorders/>
       </w:tblPr>
       <w:tcPr>
-        <w:shd w:color="ffffff"/>
+        <w:shd w:val="clear" w:color="ffffff"/>
         <w:tcBorders>
-          <w:top w:val="none"/>
+          <w:top w:val="none" w:color="000000" w:sz="4" w:space="0"/>
           <w:left w:val="single" w:color="000000" w:themeColor="accent2" w:themeTint="97" w:sz="4" w:space="0"/>
-          <w:bottom w:val="none"/>
-          <w:right w:val="none"/>
+          <w:bottom w:val="none" w:color="000000" w:sz="4" w:space="0"/>
+          <w:right w:val="none" w:color="000000" w:sz="4" w:space="0"/>
         </w:tcBorders>
       </w:tcPr>
     </w:tblStylePr>
@@ -14330,9 +14414,9 @@
         <w:shd w:val="clear" w:color="ffffff" w:themeColor="light1" w:fill="ffffff" w:themeFill="light1"/>
         <w:tcBorders>
           <w:top w:val="single" w:color="000000" w:themeColor="accent2" w:themeTint="97" w:sz="4" w:space="0"/>
-          <w:left w:val="none"/>
-          <w:bottom w:val="none"/>
-          <w:right w:val="none"/>
+          <w:left w:val="none" w:color="000000" w:sz="4" w:space="0"/>
+          <w:bottom w:val="none" w:color="000000" w:sz="4" w:space="0"/>
+          <w:right w:val="none" w:color="000000" w:sz="4" w:space="0"/>
         </w:tcBorders>
       </w:tcPr>
     </w:tblStylePr>
@@ -14402,9 +14486,9 @@
       </w:tcPr>
     </w:tblStylePr>
   </w:style>
-  <w:style w:type="table" w:styleId="64">
+  <w:style w:type="table" w:styleId="772">
     <w:name w:val="Grid Table 7 Colorful - Accent 3"/>
-    <w:basedOn w:val="686"/>
+    <w:basedOn w:val="908"/>
     <w:uiPriority w:val="99"/>
     <w:pPr>
       <w:pBdr/>
@@ -14506,11 +14590,11 @@
         <w:tblBorders/>
       </w:tblPr>
       <w:tcPr>
-        <w:shd w:color="ffffff"/>
+        <w:shd w:val="clear" w:color="ffffff"/>
         <w:tcBorders>
-          <w:top w:val="none"/>
-          <w:left w:val="none"/>
-          <w:bottom w:val="none"/>
+          <w:top w:val="none" w:color="000000" w:sz="4" w:space="0"/>
+          <w:left w:val="none" w:color="000000" w:sz="4" w:space="0"/>
+          <w:bottom w:val="none" w:color="000000" w:sz="4" w:space="0"/>
           <w:right w:val="single" w:color="000000" w:themeColor="accent3" w:themeTint="FE" w:sz="4" w:space="0"/>
         </w:tcBorders>
       </w:tcPr>
@@ -14533,10 +14617,10 @@
       <w:tcPr>
         <w:shd w:val="clear" w:color="ffffff" w:themeColor="light1" w:fill="ffffff" w:themeFill="light1"/>
         <w:tcBorders>
-          <w:top w:val="none"/>
-          <w:left w:val="none"/>
+          <w:top w:val="none" w:color="000000" w:sz="4" w:space="0"/>
+          <w:left w:val="none" w:color="000000" w:sz="4" w:space="0"/>
           <w:bottom w:val="single" w:color="000000" w:themeColor="accent3" w:themeTint="FE" w:sz="4" w:space="0"/>
-          <w:right w:val="none"/>
+          <w:right w:val="none" w:color="000000" w:sz="4" w:space="0"/>
         </w:tcBorders>
       </w:tcPr>
     </w:tblStylePr>
@@ -14556,12 +14640,12 @@
         <w:tblBorders/>
       </w:tblPr>
       <w:tcPr>
-        <w:shd w:color="ffffff"/>
+        <w:shd w:val="clear" w:color="ffffff"/>
         <w:tcBorders>
-          <w:top w:val="none"/>
+          <w:top w:val="none" w:color="000000" w:sz="4" w:space="0"/>
           <w:left w:val="single" w:color="000000" w:themeColor="accent3" w:themeTint="FE" w:sz="4" w:space="0"/>
-          <w:bottom w:val="none"/>
-          <w:right w:val="none"/>
+          <w:bottom w:val="none" w:color="000000" w:sz="4" w:space="0"/>
+          <w:right w:val="none" w:color="000000" w:sz="4" w:space="0"/>
         </w:tcBorders>
       </w:tcPr>
     </w:tblStylePr>
@@ -14584,9 +14668,9 @@
         <w:shd w:val="clear" w:color="ffffff" w:themeColor="light1" w:fill="ffffff" w:themeFill="light1"/>
         <w:tcBorders>
           <w:top w:val="single" w:color="000000" w:themeColor="accent3" w:themeTint="FE" w:sz="4" w:space="0"/>
-          <w:left w:val="none"/>
-          <w:bottom w:val="none"/>
-          <w:right w:val="none"/>
+          <w:left w:val="none" w:color="000000" w:sz="4" w:space="0"/>
+          <w:bottom w:val="none" w:color="000000" w:sz="4" w:space="0"/>
+          <w:right w:val="none" w:color="000000" w:sz="4" w:space="0"/>
         </w:tcBorders>
       </w:tcPr>
     </w:tblStylePr>
@@ -14656,9 +14740,9 @@
       </w:tcPr>
     </w:tblStylePr>
   </w:style>
-  <w:style w:type="table" w:styleId="65">
+  <w:style w:type="table" w:styleId="773">
     <w:name w:val="Grid Table 7 Colorful - Accent 4"/>
-    <w:basedOn w:val="686"/>
+    <w:basedOn w:val="908"/>
     <w:uiPriority w:val="99"/>
     <w:pPr>
       <w:pBdr/>
@@ -14760,11 +14844,11 @@
         <w:tblBorders/>
       </w:tblPr>
       <w:tcPr>
-        <w:shd w:color="ffffff"/>
+        <w:shd w:val="clear" w:color="ffffff"/>
         <w:tcBorders>
-          <w:top w:val="none"/>
-          <w:left w:val="none"/>
-          <w:bottom w:val="none"/>
+          <w:top w:val="none" w:color="000000" w:sz="4" w:space="0"/>
+          <w:left w:val="none" w:color="000000" w:sz="4" w:space="0"/>
+          <w:bottom w:val="none" w:color="000000" w:sz="4" w:space="0"/>
           <w:right w:val="single" w:color="000000" w:themeColor="accent4" w:themeTint="9A" w:sz="4" w:space="0"/>
         </w:tcBorders>
       </w:tcPr>
@@ -14787,10 +14871,10 @@
       <w:tcPr>
         <w:shd w:val="clear" w:color="ffffff" w:themeColor="light1" w:fill="ffffff" w:themeFill="light1"/>
         <w:tcBorders>
-          <w:top w:val="none"/>
-          <w:left w:val="none"/>
+          <w:top w:val="none" w:color="000000" w:sz="4" w:space="0"/>
+          <w:left w:val="none" w:color="000000" w:sz="4" w:space="0"/>
           <w:bottom w:val="single" w:color="000000" w:themeColor="accent4" w:themeTint="9A" w:sz="4" w:space="0"/>
-          <w:right w:val="none"/>
+          <w:right w:val="none" w:color="000000" w:sz="4" w:space="0"/>
         </w:tcBorders>
       </w:tcPr>
     </w:tblStylePr>
@@ -14810,12 +14894,12 @@
         <w:tblBorders/>
       </w:tblPr>
       <w:tcPr>
-        <w:shd w:color="ffffff"/>
+        <w:shd w:val="clear" w:color="ffffff"/>
         <w:tcBorders>
-          <w:top w:val="none"/>
+          <w:top w:val="none" w:color="000000" w:sz="4" w:space="0"/>
           <w:left w:val="single" w:color="000000" w:themeColor="accent4" w:themeTint="9A" w:sz="4" w:space="0"/>
-          <w:bottom w:val="none"/>
-          <w:right w:val="none"/>
+          <w:bottom w:val="none" w:color="000000" w:sz="4" w:space="0"/>
+          <w:right w:val="none" w:color="000000" w:sz="4" w:space="0"/>
         </w:tcBorders>
       </w:tcPr>
     </w:tblStylePr>
@@ -14838,9 +14922,9 @@
         <w:shd w:val="clear" w:color="ffffff" w:themeColor="light1" w:fill="ffffff" w:themeFill="light1"/>
         <w:tcBorders>
           <w:top w:val="single" w:color="000000" w:themeColor="accent4" w:themeTint="9A" w:sz="4" w:space="0"/>
-          <w:left w:val="none"/>
-          <w:bottom w:val="none"/>
-          <w:right w:val="none"/>
+          <w:left w:val="none" w:color="000000" w:sz="4" w:space="0"/>
+          <w:bottom w:val="none" w:color="000000" w:sz="4" w:space="0"/>
+          <w:right w:val="none" w:color="000000" w:sz="4" w:space="0"/>
         </w:tcBorders>
       </w:tcPr>
     </w:tblStylePr>
@@ -14910,9 +14994,9 @@
       </w:tcPr>
     </w:tblStylePr>
   </w:style>
-  <w:style w:type="table" w:styleId="66">
+  <w:style w:type="table" w:styleId="774">
     <w:name w:val="Grid Table 7 Colorful - Accent 5"/>
-    <w:basedOn w:val="686"/>
+    <w:basedOn w:val="908"/>
     <w:uiPriority w:val="99"/>
     <w:pPr>
       <w:pBdr/>
@@ -15014,11 +15098,11 @@
         <w:tblBorders/>
       </w:tblPr>
       <w:tcPr>
-        <w:shd w:color="ffffff"/>
+        <w:shd w:val="clear" w:color="ffffff"/>
         <w:tcBorders>
-          <w:top w:val="none"/>
-          <w:left w:val="none"/>
-          <w:bottom w:val="none"/>
+          <w:top w:val="none" w:color="000000" w:sz="4" w:space="0"/>
+          <w:left w:val="none" w:color="000000" w:sz="4" w:space="0"/>
+          <w:bottom w:val="none" w:color="000000" w:sz="4" w:space="0"/>
           <w:right w:val="single" w:color="000000" w:themeColor="accent5" w:themeTint="90" w:sz="4" w:space="0"/>
         </w:tcBorders>
       </w:tcPr>
@@ -15041,10 +15125,10 @@
       <w:tcPr>
         <w:shd w:val="clear" w:color="ffffff" w:themeColor="light1" w:fill="ffffff" w:themeFill="light1"/>
         <w:tcBorders>
-          <w:top w:val="none"/>
-          <w:left w:val="none"/>
+          <w:top w:val="none" w:color="000000" w:sz="4" w:space="0"/>
+          <w:left w:val="none" w:color="000000" w:sz="4" w:space="0"/>
           <w:bottom w:val="single" w:color="000000" w:themeColor="accent5" w:themeTint="90" w:sz="4" w:space="0"/>
-          <w:right w:val="none"/>
+          <w:right w:val="none" w:color="000000" w:sz="4" w:space="0"/>
         </w:tcBorders>
       </w:tcPr>
     </w:tblStylePr>
@@ -15064,12 +15148,12 @@
         <w:tblBorders/>
       </w:tblPr>
       <w:tcPr>
-        <w:shd w:color="ffffff"/>
+        <w:shd w:val="clear" w:color="ffffff"/>
         <w:tcBorders>
-          <w:top w:val="none"/>
+          <w:top w:val="none" w:color="000000" w:sz="4" w:space="0"/>
           <w:left w:val="single" w:color="000000" w:themeColor="accent5" w:themeTint="90" w:sz="4" w:space="0"/>
-          <w:bottom w:val="none"/>
-          <w:right w:val="none"/>
+          <w:bottom w:val="none" w:color="000000" w:sz="4" w:space="0"/>
+          <w:right w:val="none" w:color="000000" w:sz="4" w:space="0"/>
         </w:tcBorders>
       </w:tcPr>
     </w:tblStylePr>
@@ -15092,9 +15176,9 @@
         <w:shd w:val="clear" w:color="ffffff" w:themeColor="light1" w:fill="ffffff" w:themeFill="light1"/>
         <w:tcBorders>
           <w:top w:val="single" w:color="000000" w:themeColor="accent5" w:themeTint="90" w:sz="4" w:space="0"/>
-          <w:left w:val="none"/>
-          <w:bottom w:val="none"/>
-          <w:right w:val="none"/>
+          <w:left w:val="none" w:color="000000" w:sz="4" w:space="0"/>
+          <w:bottom w:val="none" w:color="000000" w:sz="4" w:space="0"/>
+          <w:right w:val="none" w:color="000000" w:sz="4" w:space="0"/>
         </w:tcBorders>
       </w:tcPr>
     </w:tblStylePr>
@@ -15164,9 +15248,9 @@
       </w:tcPr>
     </w:tblStylePr>
   </w:style>
-  <w:style w:type="table" w:styleId="67">
+  <w:style w:type="table" w:styleId="775">
     <w:name w:val="Grid Table 7 Colorful - Accent 6"/>
-    <w:basedOn w:val="686"/>
+    <w:basedOn w:val="908"/>
     <w:uiPriority w:val="99"/>
     <w:pPr>
       <w:pBdr/>
@@ -15268,11 +15352,11 @@
         <w:tblBorders/>
       </w:tblPr>
       <w:tcPr>
-        <w:shd w:color="ffffff"/>
+        <w:shd w:val="clear" w:color="ffffff"/>
         <w:tcBorders>
-          <w:top w:val="none"/>
-          <w:left w:val="none"/>
-          <w:bottom w:val="none"/>
+          <w:top w:val="none" w:color="000000" w:sz="4" w:space="0"/>
+          <w:left w:val="none" w:color="000000" w:sz="4" w:space="0"/>
+          <w:bottom w:val="none" w:color="000000" w:sz="4" w:space="0"/>
           <w:right w:val="single" w:color="000000" w:themeColor="accent6" w:themeTint="90" w:sz="4" w:space="0"/>
         </w:tcBorders>
       </w:tcPr>
@@ -15295,10 +15379,10 @@
       <w:tcPr>
         <w:shd w:val="clear" w:color="ffffff" w:themeColor="light1" w:fill="ffffff" w:themeFill="light1"/>
         <w:tcBorders>
-          <w:top w:val="none"/>
-          <w:left w:val="none"/>
+          <w:top w:val="none" w:color="000000" w:sz="4" w:space="0"/>
+          <w:left w:val="none" w:color="000000" w:sz="4" w:space="0"/>
           <w:bottom w:val="single" w:color="000000" w:themeColor="accent6" w:themeTint="90" w:sz="4" w:space="0"/>
-          <w:right w:val="none"/>
+          <w:right w:val="none" w:color="000000" w:sz="4" w:space="0"/>
         </w:tcBorders>
       </w:tcPr>
     </w:tblStylePr>
@@ -15318,12 +15402,12 @@
         <w:tblBorders/>
       </w:tblPr>
       <w:tcPr>
-        <w:shd w:color="ffffff"/>
+        <w:shd w:val="clear" w:color="ffffff"/>
         <w:tcBorders>
-          <w:top w:val="none"/>
+          <w:top w:val="none" w:color="000000" w:sz="4" w:space="0"/>
           <w:left w:val="single" w:color="000000" w:themeColor="accent6" w:themeTint="90" w:sz="4" w:space="0"/>
-          <w:bottom w:val="none"/>
-          <w:right w:val="none"/>
+          <w:bottom w:val="none" w:color="000000" w:sz="4" w:space="0"/>
+          <w:right w:val="none" w:color="000000" w:sz="4" w:space="0"/>
         </w:tcBorders>
       </w:tcPr>
     </w:tblStylePr>
@@ -15346,9 +15430,9 @@
         <w:shd w:val="clear" w:color="ffffff" w:themeColor="light1" w:fill="ffffff" w:themeFill="light1"/>
         <w:tcBorders>
           <w:top w:val="single" w:color="000000" w:themeColor="accent6" w:themeTint="90" w:sz="4" w:space="0"/>
-          <w:left w:val="none"/>
-          <w:bottom w:val="none"/>
-          <w:right w:val="none"/>
+          <w:left w:val="none" w:color="000000" w:sz="4" w:space="0"/>
+          <w:bottom w:val="none" w:color="000000" w:sz="4" w:space="0"/>
+          <w:right w:val="none" w:color="000000" w:sz="4" w:space="0"/>
         </w:tcBorders>
       </w:tcPr>
     </w:tblStylePr>
@@ -15418,9 +15502,9 @@
       </w:tcPr>
     </w:tblStylePr>
   </w:style>
-  <w:style w:type="table" w:styleId="68">
+  <w:style w:type="table" w:styleId="776">
     <w:name w:val="List Table 1 Light"/>
-    <w:basedOn w:val="686"/>
+    <w:basedOn w:val="908"/>
     <w:uiPriority w:val="99"/>
     <w:pPr>
       <w:pBdr/>
@@ -15634,9 +15718,9 @@
       </w:tcPr>
     </w:tblStylePr>
   </w:style>
-  <w:style w:type="table" w:styleId="69">
+  <w:style w:type="table" w:styleId="777">
     <w:name w:val="List Table 1 Light - Accent 1"/>
-    <w:basedOn w:val="686"/>
+    <w:basedOn w:val="908"/>
     <w:uiPriority w:val="99"/>
     <w:pPr>
       <w:pBdr/>
@@ -15850,9 +15934,9 @@
       </w:tcPr>
     </w:tblStylePr>
   </w:style>
-  <w:style w:type="table" w:styleId="70">
+  <w:style w:type="table" w:styleId="778">
     <w:name w:val="List Table 1 Light - Accent 2"/>
-    <w:basedOn w:val="686"/>
+    <w:basedOn w:val="908"/>
     <w:uiPriority w:val="99"/>
     <w:pPr>
       <w:pBdr/>
@@ -16066,9 +16150,9 @@
       </w:tcPr>
     </w:tblStylePr>
   </w:style>
-  <w:style w:type="table" w:styleId="71">
+  <w:style w:type="table" w:styleId="779">
     <w:name w:val="List Table 1 Light - Accent 3"/>
-    <w:basedOn w:val="686"/>
+    <w:basedOn w:val="908"/>
     <w:uiPriority w:val="99"/>
     <w:pPr>
       <w:pBdr/>
@@ -16282,9 +16366,9 @@
       </w:tcPr>
     </w:tblStylePr>
   </w:style>
-  <w:style w:type="table" w:styleId="72">
+  <w:style w:type="table" w:styleId="780">
     <w:name w:val="List Table 1 Light - Accent 4"/>
-    <w:basedOn w:val="686"/>
+    <w:basedOn w:val="908"/>
     <w:uiPriority w:val="99"/>
     <w:pPr>
       <w:pBdr/>
@@ -16498,9 +16582,9 @@
       </w:tcPr>
     </w:tblStylePr>
   </w:style>
-  <w:style w:type="table" w:styleId="73">
+  <w:style w:type="table" w:styleId="781">
     <w:name w:val="List Table 1 Light - Accent 5"/>
-    <w:basedOn w:val="686"/>
+    <w:basedOn w:val="908"/>
     <w:uiPriority w:val="99"/>
     <w:pPr>
       <w:pBdr/>
@@ -16714,9 +16798,9 @@
       </w:tcPr>
     </w:tblStylePr>
   </w:style>
-  <w:style w:type="table" w:styleId="74">
+  <w:style w:type="table" w:styleId="782">
     <w:name w:val="List Table 1 Light - Accent 6"/>
-    <w:basedOn w:val="686"/>
+    <w:basedOn w:val="908"/>
     <w:uiPriority w:val="99"/>
     <w:pPr>
       <w:pBdr/>
@@ -16930,9 +17014,9 @@
       </w:tcPr>
     </w:tblStylePr>
   </w:style>
-  <w:style w:type="table" w:styleId="75">
+  <w:style w:type="table" w:styleId="783">
     <w:name w:val="List Table 2"/>
-    <w:basedOn w:val="686"/>
+    <w:basedOn w:val="908"/>
     <w:uiPriority w:val="99"/>
     <w:pPr>
       <w:pBdr/>
@@ -17168,9 +17252,9 @@
       </w:tcPr>
     </w:tblStylePr>
   </w:style>
-  <w:style w:type="table" w:styleId="76">
+  <w:style w:type="table" w:styleId="784">
     <w:name w:val="List Table 2 - Accent 1"/>
-    <w:basedOn w:val="686"/>
+    <w:basedOn w:val="908"/>
     <w:uiPriority w:val="99"/>
     <w:pPr>
       <w:pBdr/>
@@ -17406,9 +17490,9 @@
       </w:tcPr>
     </w:tblStylePr>
   </w:style>
-  <w:style w:type="table" w:styleId="77">
+  <w:style w:type="table" w:styleId="785">
     <w:name w:val="List Table 2 - Accent 2"/>
-    <w:basedOn w:val="686"/>
+    <w:basedOn w:val="908"/>
     <w:uiPriority w:val="99"/>
     <w:pPr>
       <w:pBdr/>
@@ -17644,9 +17728,9 @@
       </w:tcPr>
     </w:tblStylePr>
   </w:style>
-  <w:style w:type="table" w:styleId="78">
+  <w:style w:type="table" w:styleId="786">
     <w:name w:val="List Table 2 - Accent 3"/>
-    <w:basedOn w:val="686"/>
+    <w:basedOn w:val="908"/>
     <w:uiPriority w:val="99"/>
     <w:pPr>
       <w:pBdr/>
@@ -17882,9 +17966,9 @@
       </w:tcPr>
     </w:tblStylePr>
   </w:style>
-  <w:style w:type="table" w:styleId="79">
+  <w:style w:type="table" w:styleId="787">
     <w:name w:val="List Table 2 - Accent 4"/>
-    <w:basedOn w:val="686"/>
+    <w:basedOn w:val="908"/>
     <w:uiPriority w:val="99"/>
     <w:pPr>
       <w:pBdr/>
@@ -18120,9 +18204,9 @@
       </w:tcPr>
     </w:tblStylePr>
   </w:style>
-  <w:style w:type="table" w:styleId="80">
+  <w:style w:type="table" w:styleId="788">
     <w:name w:val="List Table 2 - Accent 5"/>
-    <w:basedOn w:val="686"/>
+    <w:basedOn w:val="908"/>
     <w:uiPriority w:val="99"/>
     <w:pPr>
       <w:pBdr/>
@@ -18358,9 +18442,9 @@
       </w:tcPr>
     </w:tblStylePr>
   </w:style>
-  <w:style w:type="table" w:styleId="81">
+  <w:style w:type="table" w:styleId="789">
     <w:name w:val="List Table 2 - Accent 6"/>
-    <w:basedOn w:val="686"/>
+    <w:basedOn w:val="908"/>
     <w:uiPriority w:val="99"/>
     <w:pPr>
       <w:pBdr/>
@@ -18596,9 +18680,9 @@
       </w:tcPr>
     </w:tblStylePr>
   </w:style>
-  <w:style w:type="table" w:styleId="82">
+  <w:style w:type="table" w:styleId="790">
     <w:name w:val="List Table 3"/>
-    <w:basedOn w:val="686"/>
+    <w:basedOn w:val="908"/>
     <w:uiPriority w:val="99"/>
     <w:pPr>
       <w:pBdr/>
@@ -18824,9 +18908,9 @@
       </w:tcPr>
     </w:tblStylePr>
   </w:style>
-  <w:style w:type="table" w:styleId="83">
+  <w:style w:type="table" w:styleId="791">
     <w:name w:val="List Table 3 - Accent 1"/>
-    <w:basedOn w:val="686"/>
+    <w:basedOn w:val="908"/>
     <w:uiPriority w:val="99"/>
     <w:pPr>
       <w:pBdr/>
@@ -19052,9 +19136,9 @@
       </w:tcPr>
     </w:tblStylePr>
   </w:style>
-  <w:style w:type="table" w:styleId="84">
+  <w:style w:type="table" w:styleId="792">
     <w:name w:val="List Table 3 - Accent 2"/>
-    <w:basedOn w:val="686"/>
+    <w:basedOn w:val="908"/>
     <w:uiPriority w:val="99"/>
     <w:pPr>
       <w:pBdr/>
@@ -19280,9 +19364,9 @@
       </w:tcPr>
     </w:tblStylePr>
   </w:style>
-  <w:style w:type="table" w:styleId="85">
+  <w:style w:type="table" w:styleId="793">
     <w:name w:val="List Table 3 - Accent 3"/>
-    <w:basedOn w:val="686"/>
+    <w:basedOn w:val="908"/>
     <w:uiPriority w:val="99"/>
     <w:pPr>
       <w:pBdr/>
@@ -19508,9 +19592,9 @@
       </w:tcPr>
     </w:tblStylePr>
   </w:style>
-  <w:style w:type="table" w:styleId="86">
+  <w:style w:type="table" w:styleId="794">
     <w:name w:val="List Table 3 - Accent 4"/>
-    <w:basedOn w:val="686"/>
+    <w:basedOn w:val="908"/>
     <w:uiPriority w:val="99"/>
     <w:pPr>
       <w:pBdr/>
@@ -19736,9 +19820,9 @@
       </w:tcPr>
     </w:tblStylePr>
   </w:style>
-  <w:style w:type="table" w:styleId="87">
+  <w:style w:type="table" w:styleId="795">
     <w:name w:val="List Table 3 - Accent 5"/>
-    <w:basedOn w:val="686"/>
+    <w:basedOn w:val="908"/>
     <w:uiPriority w:val="99"/>
     <w:pPr>
       <w:pBdr/>
@@ -19964,9 +20048,9 @@
       </w:tcPr>
     </w:tblStylePr>
   </w:style>
-  <w:style w:type="table" w:styleId="88">
+  <w:style w:type="table" w:styleId="796">
     <w:name w:val="List Table 3 - Accent 6"/>
-    <w:basedOn w:val="686"/>
+    <w:basedOn w:val="908"/>
     <w:uiPriority w:val="99"/>
     <w:pPr>
       <w:pBdr/>
@@ -20192,9 +20276,9 @@
       </w:tcPr>
     </w:tblStylePr>
   </w:style>
-  <w:style w:type="table" w:styleId="89">
+  <w:style w:type="table" w:styleId="797">
     <w:name w:val="List Table 4"/>
-    <w:basedOn w:val="686"/>
+    <w:basedOn w:val="908"/>
     <w:uiPriority w:val="99"/>
     <w:pPr>
       <w:pBdr/>
@@ -20417,9 +20501,9 @@
       </w:tcPr>
     </w:tblStylePr>
   </w:style>
-  <w:style w:type="table" w:styleId="90">
+  <w:style w:type="table" w:styleId="798">
     <w:name w:val="List Table 4 - Accent 1"/>
-    <w:basedOn w:val="686"/>
+    <w:basedOn w:val="908"/>
     <w:uiPriority w:val="99"/>
     <w:pPr>
       <w:pBdr/>
@@ -20642,9 +20726,9 @@
       </w:tcPr>
     </w:tblStylePr>
   </w:style>
-  <w:style w:type="table" w:styleId="91">
+  <w:style w:type="table" w:styleId="799">
     <w:name w:val="List Table 4 - Accent 2"/>
-    <w:basedOn w:val="686"/>
+    <w:basedOn w:val="908"/>
     <w:uiPriority w:val="99"/>
     <w:pPr>
       <w:pBdr/>
@@ -20867,9 +20951,9 @@
       </w:tcPr>
     </w:tblStylePr>
   </w:style>
-  <w:style w:type="table" w:styleId="92">
+  <w:style w:type="table" w:styleId="800">
     <w:name w:val="List Table 4 - Accent 3"/>
-    <w:basedOn w:val="686"/>
+    <w:basedOn w:val="908"/>
     <w:uiPriority w:val="99"/>
     <w:pPr>
       <w:pBdr/>
@@ -21092,9 +21176,9 @@
       </w:tcPr>
     </w:tblStylePr>
   </w:style>
-  <w:style w:type="table" w:styleId="93">
+  <w:style w:type="table" w:styleId="801">
     <w:name w:val="List Table 4 - Accent 4"/>
-    <w:basedOn w:val="686"/>
+    <w:basedOn w:val="908"/>
     <w:uiPriority w:val="99"/>
     <w:pPr>
       <w:pBdr/>
@@ -21317,9 +21401,9 @@
       </w:tcPr>
     </w:tblStylePr>
   </w:style>
-  <w:style w:type="table" w:styleId="94">
+  <w:style w:type="table" w:styleId="802">
     <w:name w:val="List Table 4 - Accent 5"/>
-    <w:basedOn w:val="686"/>
+    <w:basedOn w:val="908"/>
     <w:uiPriority w:val="99"/>
     <w:pPr>
       <w:pBdr/>
@@ -21542,9 +21626,9 @@
       </w:tcPr>
     </w:tblStylePr>
   </w:style>
-  <w:style w:type="table" w:styleId="95">
+  <w:style w:type="table" w:styleId="803">
     <w:name w:val="List Table 4 - Accent 6"/>
-    <w:basedOn w:val="686"/>
+    <w:basedOn w:val="908"/>
     <w:uiPriority w:val="99"/>
     <w:pPr>
       <w:pBdr/>
@@ -21767,9 +21851,9 @@
       </w:tcPr>
     </w:tblStylePr>
   </w:style>
-  <w:style w:type="table" w:styleId="96">
+  <w:style w:type="table" w:styleId="804">
     <w:name w:val="List Table 5 Dark"/>
-    <w:basedOn w:val="686"/>
+    <w:basedOn w:val="908"/>
     <w:uiPriority w:val="99"/>
     <w:pPr>
       <w:pBdr/>
@@ -22009,9 +22093,9 @@
       </w:tcPr>
     </w:tblStylePr>
   </w:style>
-  <w:style w:type="table" w:styleId="97">
+  <w:style w:type="table" w:styleId="805">
     <w:name w:val="List Table 5 Dark - Accent 1"/>
-    <w:basedOn w:val="686"/>
+    <w:basedOn w:val="908"/>
     <w:uiPriority w:val="99"/>
     <w:pPr>
       <w:pBdr/>
@@ -22251,9 +22335,9 @@
       </w:tcPr>
     </w:tblStylePr>
   </w:style>
-  <w:style w:type="table" w:styleId="98">
+  <w:style w:type="table" w:styleId="806">
     <w:name w:val="List Table 5 Dark - Accent 2"/>
-    <w:basedOn w:val="686"/>
+    <w:basedOn w:val="908"/>
     <w:uiPriority w:val="99"/>
     <w:pPr>
       <w:pBdr/>
@@ -22493,9 +22577,9 @@
       </w:tcPr>
     </w:tblStylePr>
   </w:style>
-  <w:style w:type="table" w:styleId="99">
+  <w:style w:type="table" w:styleId="807">
     <w:name w:val="List Table 5 Dark - Accent 3"/>
-    <w:basedOn w:val="686"/>
+    <w:basedOn w:val="908"/>
     <w:uiPriority w:val="99"/>
     <w:pPr>
       <w:pBdr/>
@@ -22735,9 +22819,9 @@
       </w:tcPr>
     </w:tblStylePr>
   </w:style>
-  <w:style w:type="table" w:styleId="100">
+  <w:style w:type="table" w:styleId="808">
     <w:name w:val="List Table 5 Dark - Accent 4"/>
-    <w:basedOn w:val="686"/>
+    <w:basedOn w:val="908"/>
     <w:uiPriority w:val="99"/>
     <w:pPr>
       <w:pBdr/>
@@ -22977,9 +23061,9 @@
       </w:tcPr>
     </w:tblStylePr>
   </w:style>
-  <w:style w:type="table" w:styleId="101">
+  <w:style w:type="table" w:styleId="809">
     <w:name w:val="List Table 5 Dark - Accent 5"/>
-    <w:basedOn w:val="686"/>
+    <w:basedOn w:val="908"/>
     <w:uiPriority w:val="99"/>
     <w:pPr>
       <w:pBdr/>
@@ -23219,9 +23303,9 @@
       </w:tcPr>
     </w:tblStylePr>
   </w:style>
-  <w:style w:type="table" w:styleId="102">
+  <w:style w:type="table" w:styleId="810">
     <w:name w:val="List Table 5 Dark - Accent 6"/>
-    <w:basedOn w:val="686"/>
+    <w:basedOn w:val="908"/>
     <w:uiPriority w:val="99"/>
     <w:pPr>
       <w:pBdr/>
@@ -23461,9 +23545,9 @@
       </w:tcPr>
     </w:tblStylePr>
   </w:style>
-  <w:style w:type="table" w:styleId="103">
+  <w:style w:type="table" w:styleId="811">
     <w:name w:val="List Table 6 Colorful"/>
-    <w:basedOn w:val="686"/>
+    <w:basedOn w:val="908"/>
     <w:uiPriority w:val="99"/>
     <w:pPr>
       <w:pBdr/>
@@ -23684,9 +23768,9 @@
       </w:tcPr>
     </w:tblStylePr>
   </w:style>
-  <w:style w:type="table" w:styleId="104">
+  <w:style w:type="table" w:styleId="812">
     <w:name w:val="List Table 6 Colorful - Accent 1"/>
-    <w:basedOn w:val="686"/>
+    <w:basedOn w:val="908"/>
     <w:uiPriority w:val="99"/>
     <w:pPr>
       <w:pBdr/>
@@ -23907,9 +23991,9 @@
       </w:tcPr>
     </w:tblStylePr>
   </w:style>
-  <w:style w:type="table" w:styleId="105">
+  <w:style w:type="table" w:styleId="813">
     <w:name w:val="List Table 6 Colorful - Accent 2"/>
-    <w:basedOn w:val="686"/>
+    <w:basedOn w:val="908"/>
     <w:uiPriority w:val="99"/>
     <w:pPr>
       <w:pBdr/>
@@ -24130,9 +24214,9 @@
       </w:tcPr>
     </w:tblStylePr>
   </w:style>
-  <w:style w:type="table" w:styleId="106">
+  <w:style w:type="table" w:styleId="814">
     <w:name w:val="List Table 6 Colorful - Accent 3"/>
-    <w:basedOn w:val="686"/>
+    <w:basedOn w:val="908"/>
     <w:uiPriority w:val="99"/>
     <w:pPr>
       <w:pBdr/>
@@ -24353,9 +24437,9 @@
       </w:tcPr>
     </w:tblStylePr>
   </w:style>
-  <w:style w:type="table" w:styleId="107">
+  <w:style w:type="table" w:styleId="815">
     <w:name w:val="List Table 6 Colorful - Accent 4"/>
-    <w:basedOn w:val="686"/>
+    <w:basedOn w:val="908"/>
     <w:uiPriority w:val="99"/>
     <w:pPr>
       <w:pBdr/>
@@ -24576,9 +24660,9 @@
       </w:tcPr>
     </w:tblStylePr>
   </w:style>
-  <w:style w:type="table" w:styleId="108">
+  <w:style w:type="table" w:styleId="816">
     <w:name w:val="List Table 6 Colorful - Accent 5"/>
-    <w:basedOn w:val="686"/>
+    <w:basedOn w:val="908"/>
     <w:uiPriority w:val="99"/>
     <w:pPr>
       <w:pBdr/>
@@ -24799,9 +24883,9 @@
       </w:tcPr>
     </w:tblStylePr>
   </w:style>
-  <w:style w:type="table" w:styleId="109">
+  <w:style w:type="table" w:styleId="817">
     <w:name w:val="List Table 6 Colorful - Accent 6"/>
-    <w:basedOn w:val="686"/>
+    <w:basedOn w:val="908"/>
     <w:uiPriority w:val="99"/>
     <w:pPr>
       <w:pBdr/>
@@ -25022,9 +25106,9 @@
       </w:tcPr>
     </w:tblStylePr>
   </w:style>
-  <w:style w:type="table" w:styleId="110">
+  <w:style w:type="table" w:styleId="818">
     <w:name w:val="List Table 7 Colorful"/>
-    <w:basedOn w:val="686"/>
+    <w:basedOn w:val="908"/>
     <w:uiPriority w:val="99"/>
     <w:pPr>
       <w:pBdr/>
@@ -25123,11 +25207,11 @@
         <w:tblBorders/>
       </w:tblPr>
       <w:tcPr>
-        <w:shd w:color="ffffff"/>
+        <w:shd w:val="clear" w:color="ffffff"/>
         <w:tcBorders>
-          <w:top w:val="none"/>
-          <w:left w:val="none"/>
-          <w:bottom w:val="none"/>
+          <w:top w:val="none" w:color="000000" w:sz="4" w:space="0"/>
+          <w:left w:val="none" w:color="000000" w:sz="4" w:space="0"/>
+          <w:bottom w:val="none" w:color="000000" w:sz="4" w:space="0"/>
           <w:right w:val="single" w:color="000000" w:themeColor="text1" w:themeTint="80" w:sz="4" w:space="0"/>
         </w:tcBorders>
       </w:tcPr>
@@ -25150,10 +25234,10 @@
       <w:tcPr>
         <w:shd w:val="clear" w:color="ffffff" w:themeColor="light1" w:fill="ffffff" w:themeFill="light1"/>
         <w:tcBorders>
-          <w:top w:val="none"/>
-          <w:left w:val="none"/>
+          <w:top w:val="none" w:color="000000" w:sz="4" w:space="0"/>
+          <w:left w:val="none" w:color="000000" w:sz="4" w:space="0"/>
           <w:bottom w:val="single" w:color="000000" w:themeColor="text1" w:themeTint="80" w:sz="4" w:space="0"/>
-          <w:right w:val="none"/>
+          <w:right w:val="none" w:color="000000" w:sz="4" w:space="0"/>
         </w:tcBorders>
       </w:tcPr>
     </w:tblStylePr>
@@ -25173,12 +25257,12 @@
         <w:tblBorders/>
       </w:tblPr>
       <w:tcPr>
-        <w:shd w:color="ffffff"/>
+        <w:shd w:val="clear" w:color="ffffff"/>
         <w:tcBorders>
-          <w:top w:val="none"/>
+          <w:top w:val="none" w:color="000000" w:sz="4" w:space="0"/>
           <w:left w:val="single" w:color="000000" w:themeColor="text1" w:themeTint="80" w:sz="4" w:space="0"/>
-          <w:bottom w:val="none"/>
-          <w:right w:val="none"/>
+          <w:bottom w:val="none" w:color="000000" w:sz="4" w:space="0"/>
+          <w:right w:val="none" w:color="000000" w:sz="4" w:space="0"/>
         </w:tcBorders>
       </w:tcPr>
     </w:tblStylePr>
@@ -25201,9 +25285,9 @@
         <w:shd w:val="clear" w:color="ffffff" w:themeColor="light1" w:fill="ffffff" w:themeFill="light1"/>
         <w:tcBorders>
           <w:top w:val="single" w:color="000000" w:themeColor="text1" w:themeTint="80" w:sz="4" w:space="0"/>
-          <w:left w:val="none"/>
-          <w:bottom w:val="none"/>
-          <w:right w:val="none"/>
+          <w:left w:val="none" w:color="000000" w:sz="4" w:space="0"/>
+          <w:bottom w:val="none" w:color="000000" w:sz="4" w:space="0"/>
+          <w:right w:val="none" w:color="000000" w:sz="4" w:space="0"/>
         </w:tcBorders>
       </w:tcPr>
     </w:tblStylePr>
@@ -25278,9 +25362,9 @@
       </w:tcPr>
     </w:tblStylePr>
   </w:style>
-  <w:style w:type="table" w:styleId="111">
+  <w:style w:type="table" w:styleId="819">
     <w:name w:val="List Table 7 Colorful - Accent 1"/>
-    <w:basedOn w:val="686"/>
+    <w:basedOn w:val="908"/>
     <w:uiPriority w:val="99"/>
     <w:pPr>
       <w:pBdr/>
@@ -25379,11 +25463,11 @@
         <w:tblBorders/>
       </w:tblPr>
       <w:tcPr>
-        <w:shd w:color="ffffff"/>
+        <w:shd w:val="clear" w:color="ffffff"/>
         <w:tcBorders>
-          <w:top w:val="none"/>
-          <w:left w:val="none"/>
-          <w:bottom w:val="none"/>
+          <w:top w:val="none" w:color="000000" w:sz="4" w:space="0"/>
+          <w:left w:val="none" w:color="000000" w:sz="4" w:space="0"/>
+          <w:bottom w:val="none" w:color="000000" w:sz="4" w:space="0"/>
           <w:right w:val="single" w:color="000000" w:themeColor="accent1" w:sz="4" w:space="0"/>
         </w:tcBorders>
       </w:tcPr>
@@ -25406,10 +25490,10 @@
       <w:tcPr>
         <w:shd w:val="clear" w:color="ffffff" w:themeColor="light1" w:fill="ffffff" w:themeFill="light1"/>
         <w:tcBorders>
-          <w:top w:val="none"/>
-          <w:left w:val="none"/>
+          <w:top w:val="none" w:color="000000" w:sz="4" w:space="0"/>
+          <w:left w:val="none" w:color="000000" w:sz="4" w:space="0"/>
           <w:bottom w:val="single" w:color="000000" w:themeColor="accent1" w:sz="4" w:space="0"/>
-          <w:right w:val="none"/>
+          <w:right w:val="none" w:color="000000" w:sz="4" w:space="0"/>
         </w:tcBorders>
       </w:tcPr>
     </w:tblStylePr>
@@ -25429,12 +25513,12 @@
         <w:tblBorders/>
       </w:tblPr>
       <w:tcPr>
-        <w:shd w:color="ffffff"/>
+        <w:shd w:val="clear" w:color="ffffff"/>
         <w:tcBorders>
-          <w:top w:val="none"/>
+          <w:top w:val="none" w:color="000000" w:sz="4" w:space="0"/>
           <w:left w:val="single" w:color="000000" w:themeColor="accent1" w:sz="4" w:space="0"/>
-          <w:bottom w:val="none"/>
-          <w:right w:val="none"/>
+          <w:bottom w:val="none" w:color="000000" w:sz="4" w:space="0"/>
+          <w:right w:val="none" w:color="000000" w:sz="4" w:space="0"/>
         </w:tcBorders>
       </w:tcPr>
     </w:tblStylePr>
@@ -25457,9 +25541,9 @@
         <w:shd w:val="clear" w:color="ffffff" w:themeColor="light1" w:fill="ffffff" w:themeFill="light1"/>
         <w:tcBorders>
           <w:top w:val="single" w:color="000000" w:themeColor="accent1" w:sz="4" w:space="0"/>
-          <w:left w:val="none"/>
-          <w:bottom w:val="none"/>
-          <w:right w:val="none"/>
+          <w:left w:val="none" w:color="000000" w:sz="4" w:space="0"/>
+          <w:bottom w:val="none" w:color="000000" w:sz="4" w:space="0"/>
+          <w:right w:val="none" w:color="000000" w:sz="4" w:space="0"/>
         </w:tcBorders>
       </w:tcPr>
     </w:tblStylePr>
@@ -25534,9 +25618,9 @@
       </w:tcPr>
     </w:tblStylePr>
   </w:style>
-  <w:style w:type="table" w:styleId="112">
+  <w:style w:type="table" w:styleId="820">
     <w:name w:val="List Table 7 Colorful - Accent 2"/>
-    <w:basedOn w:val="686"/>
+    <w:basedOn w:val="908"/>
     <w:uiPriority w:val="99"/>
     <w:pPr>
       <w:pBdr/>
@@ -25635,11 +25719,11 @@
         <w:tblBorders/>
       </w:tblPr>
       <w:tcPr>
-        <w:shd w:color="ffffff"/>
+        <w:shd w:val="clear" w:color="ffffff"/>
         <w:tcBorders>
-          <w:top w:val="none"/>
-          <w:left w:val="none"/>
-          <w:bottom w:val="none"/>
+          <w:top w:val="none" w:color="000000" w:sz="4" w:space="0"/>
+          <w:left w:val="none" w:color="000000" w:sz="4" w:space="0"/>
+          <w:bottom w:val="none" w:color="000000" w:sz="4" w:space="0"/>
           <w:right w:val="single" w:color="000000" w:themeColor="accent2" w:themeTint="97" w:sz="4" w:space="0"/>
         </w:tcBorders>
       </w:tcPr>
@@ -25662,10 +25746,10 @@
       <w:tcPr>
         <w:shd w:val="clear" w:color="ffffff" w:themeColor="light1" w:fill="ffffff" w:themeFill="light1"/>
         <w:tcBorders>
-          <w:top w:val="none"/>
-          <w:left w:val="none"/>
+          <w:top w:val="none" w:color="000000" w:sz="4" w:space="0"/>
+          <w:left w:val="none" w:color="000000" w:sz="4" w:space="0"/>
           <w:bottom w:val="single" w:color="000000" w:themeColor="accent2" w:themeTint="97" w:sz="4" w:space="0"/>
-          <w:right w:val="none"/>
+          <w:right w:val="none" w:color="000000" w:sz="4" w:space="0"/>
         </w:tcBorders>
       </w:tcPr>
     </w:tblStylePr>
@@ -25685,12 +25769,12 @@
         <w:tblBorders/>
       </w:tblPr>
       <w:tcPr>
-        <w:shd w:color="ffffff"/>
+        <w:shd w:val="clear" w:color="ffffff"/>
         <w:tcBorders>
-          <w:top w:val="none"/>
+          <w:top w:val="none" w:color="000000" w:sz="4" w:space="0"/>
           <w:left w:val="single" w:color="000000" w:themeColor="accent2" w:themeTint="97" w:sz="4" w:space="0"/>
-          <w:bottom w:val="none"/>
-          <w:right w:val="none"/>
+          <w:bottom w:val="none" w:color="000000" w:sz="4" w:space="0"/>
+          <w:right w:val="none" w:color="000000" w:sz="4" w:space="0"/>
         </w:tcBorders>
       </w:tcPr>
     </w:tblStylePr>
@@ -25713,9 +25797,9 @@
         <w:shd w:val="clear" w:color="ffffff" w:themeColor="light1" w:fill="ffffff" w:themeFill="light1"/>
         <w:tcBorders>
           <w:top w:val="single" w:color="000000" w:themeColor="accent2" w:themeTint="97" w:sz="4" w:space="0"/>
-          <w:left w:val="none"/>
-          <w:bottom w:val="none"/>
-          <w:right w:val="none"/>
+          <w:left w:val="none" w:color="000000" w:sz="4" w:space="0"/>
+          <w:bottom w:val="none" w:color="000000" w:sz="4" w:space="0"/>
+          <w:right w:val="none" w:color="000000" w:sz="4" w:space="0"/>
         </w:tcBorders>
       </w:tcPr>
     </w:tblStylePr>
@@ -25790,9 +25874,9 @@
       </w:tcPr>
     </w:tblStylePr>
   </w:style>
-  <w:style w:type="table" w:styleId="113">
+  <w:style w:type="table" w:styleId="821">
     <w:name w:val="List Table 7 Colorful - Accent 3"/>
-    <w:basedOn w:val="686"/>
+    <w:basedOn w:val="908"/>
     <w:uiPriority w:val="99"/>
     <w:pPr>
       <w:pBdr/>
@@ -25891,11 +25975,11 @@
         <w:tblBorders/>
       </w:tblPr>
       <w:tcPr>
-        <w:shd w:color="ffffff"/>
+        <w:shd w:val="clear" w:color="ffffff"/>
         <w:tcBorders>
-          <w:top w:val="none"/>
-          <w:left w:val="none"/>
-          <w:bottom w:val="none"/>
+          <w:top w:val="none" w:color="000000" w:sz="4" w:space="0"/>
+          <w:left w:val="none" w:color="000000" w:sz="4" w:space="0"/>
+          <w:bottom w:val="none" w:color="000000" w:sz="4" w:space="0"/>
           <w:right w:val="single" w:color="000000" w:themeColor="accent3" w:themeTint="98" w:sz="4" w:space="0"/>
         </w:tcBorders>
       </w:tcPr>
@@ -25918,10 +26002,10 @@
       <w:tcPr>
         <w:shd w:val="clear" w:color="ffffff" w:themeColor="light1" w:fill="ffffff" w:themeFill="light1"/>
         <w:tcBorders>
-          <w:top w:val="none"/>
-          <w:left w:val="none"/>
+          <w:top w:val="none" w:color="000000" w:sz="4" w:space="0"/>
+          <w:left w:val="none" w:color="000000" w:sz="4" w:space="0"/>
           <w:bottom w:val="single" w:color="000000" w:themeColor="accent3" w:themeTint="98" w:sz="4" w:space="0"/>
-          <w:right w:val="none"/>
+          <w:right w:val="none" w:color="000000" w:sz="4" w:space="0"/>
         </w:tcBorders>
       </w:tcPr>
     </w:tblStylePr>
@@ -25941,12 +26025,12 @@
         <w:tblBorders/>
       </w:tblPr>
       <w:tcPr>
-        <w:shd w:color="ffffff"/>
+        <w:shd w:val="clear" w:color="ffffff"/>
         <w:tcBorders>
-          <w:top w:val="none"/>
+          <w:top w:val="none" w:color="000000" w:sz="4" w:space="0"/>
           <w:left w:val="single" w:color="000000" w:themeColor="accent3" w:themeTint="98" w:sz="4" w:space="0"/>
-          <w:bottom w:val="none"/>
-          <w:right w:val="none"/>
+          <w:bottom w:val="none" w:color="000000" w:sz="4" w:space="0"/>
+          <w:right w:val="none" w:color="000000" w:sz="4" w:space="0"/>
         </w:tcBorders>
       </w:tcPr>
     </w:tblStylePr>
@@ -25969,9 +26053,9 @@
         <w:shd w:val="clear" w:color="ffffff" w:themeColor="light1" w:fill="ffffff" w:themeFill="light1"/>
         <w:tcBorders>
           <w:top w:val="single" w:color="000000" w:themeColor="accent3" w:themeTint="98" w:sz="4" w:space="0"/>
-          <w:left w:val="none"/>
-          <w:bottom w:val="none"/>
-          <w:right w:val="none"/>
+          <w:left w:val="none" w:color="000000" w:sz="4" w:space="0"/>
+          <w:bottom w:val="none" w:color="000000" w:sz="4" w:space="0"/>
+          <w:right w:val="none" w:color="000000" w:sz="4" w:space="0"/>
         </w:tcBorders>
       </w:tcPr>
     </w:tblStylePr>
@@ -26046,9 +26130,9 @@
       </w:tcPr>
     </w:tblStylePr>
   </w:style>
-  <w:style w:type="table" w:styleId="114">
+  <w:style w:type="table" w:styleId="822">
     <w:name w:val="List Table 7 Colorful - Accent 4"/>
-    <w:basedOn w:val="686"/>
+    <w:basedOn w:val="908"/>
     <w:uiPriority w:val="99"/>
     <w:pPr>
       <w:pBdr/>
@@ -26147,11 +26231,11 @@
         <w:tblBorders/>
       </w:tblPr>
       <w:tcPr>
-        <w:shd w:color="ffffff"/>
+        <w:shd w:val="clear" w:color="ffffff"/>
         <w:tcBorders>
-          <w:top w:val="none"/>
-          <w:left w:val="none"/>
-          <w:bottom w:val="none"/>
+          <w:top w:val="none" w:color="000000" w:sz="4" w:space="0"/>
+          <w:left w:val="none" w:color="000000" w:sz="4" w:space="0"/>
+          <w:bottom w:val="none" w:color="000000" w:sz="4" w:space="0"/>
           <w:right w:val="single" w:color="000000" w:themeColor="accent4" w:themeTint="9A" w:sz="4" w:space="0"/>
         </w:tcBorders>
       </w:tcPr>
@@ -26174,10 +26258,10 @@
       <w:tcPr>
         <w:shd w:val="clear" w:color="ffffff" w:themeColor="light1" w:fill="ffffff" w:themeFill="light1"/>
         <w:tcBorders>
-          <w:top w:val="none"/>
-          <w:left w:val="none"/>
+          <w:top w:val="none" w:color="000000" w:sz="4" w:space="0"/>
+          <w:left w:val="none" w:color="000000" w:sz="4" w:space="0"/>
           <w:bottom w:val="single" w:color="000000" w:themeColor="accent4" w:themeTint="9A" w:sz="4" w:space="0"/>
-          <w:right w:val="none"/>
+          <w:right w:val="none" w:color="000000" w:sz="4" w:space="0"/>
         </w:tcBorders>
       </w:tcPr>
     </w:tblStylePr>
@@ -26197,12 +26281,12 @@
         <w:tblBorders/>
       </w:tblPr>
       <w:tcPr>
-        <w:shd w:color="ffffff"/>
+        <w:shd w:val="clear" w:color="ffffff"/>
         <w:tcBorders>
-          <w:top w:val="none"/>
+          <w:top w:val="none" w:color="000000" w:sz="4" w:space="0"/>
           <w:left w:val="single" w:color="000000" w:themeColor="accent4" w:themeTint="9A" w:sz="4" w:space="0"/>
-          <w:bottom w:val="none"/>
-          <w:right w:val="none"/>
+          <w:bottom w:val="none" w:color="000000" w:sz="4" w:space="0"/>
+          <w:right w:val="none" w:color="000000" w:sz="4" w:space="0"/>
         </w:tcBorders>
       </w:tcPr>
     </w:tblStylePr>
@@ -26225,9 +26309,9 @@
         <w:shd w:val="clear" w:color="ffffff" w:themeColor="light1" w:fill="ffffff" w:themeFill="light1"/>
         <w:tcBorders>
           <w:top w:val="single" w:color="000000" w:themeColor="accent4" w:themeTint="9A" w:sz="4" w:space="0"/>
-          <w:left w:val="none"/>
-          <w:bottom w:val="none"/>
-          <w:right w:val="none"/>
+          <w:left w:val="none" w:color="000000" w:sz="4" w:space="0"/>
+          <w:bottom w:val="none" w:color="000000" w:sz="4" w:space="0"/>
+          <w:right w:val="none" w:color="000000" w:sz="4" w:space="0"/>
         </w:tcBorders>
       </w:tcPr>
     </w:tblStylePr>
@@ -26302,9 +26386,9 @@
       </w:tcPr>
     </w:tblStylePr>
   </w:style>
-  <w:style w:type="table" w:styleId="115">
+  <w:style w:type="table" w:styleId="823">
     <w:name w:val="List Table 7 Colorful - Accent 5"/>
-    <w:basedOn w:val="686"/>
+    <w:basedOn w:val="908"/>
     <w:uiPriority w:val="99"/>
     <w:pPr>
       <w:pBdr/>
@@ -26403,11 +26487,11 @@
         <w:tblBorders/>
       </w:tblPr>
       <w:tcPr>
-        <w:shd w:color="ffffff"/>
+        <w:shd w:val="clear" w:color="ffffff"/>
         <w:tcBorders>
-          <w:top w:val="none"/>
-          <w:left w:val="none"/>
-          <w:bottom w:val="none"/>
+          <w:top w:val="none" w:color="000000" w:sz="4" w:space="0"/>
+          <w:left w:val="none" w:color="000000" w:sz="4" w:space="0"/>
+          <w:bottom w:val="none" w:color="000000" w:sz="4" w:space="0"/>
           <w:right w:val="single" w:color="000000" w:themeColor="accent5" w:themeTint="9A" w:sz="4" w:space="0"/>
         </w:tcBorders>
       </w:tcPr>
@@ -26430,10 +26514,10 @@
       <w:tcPr>
         <w:shd w:val="clear" w:color="ffffff" w:themeColor="light1" w:fill="ffffff" w:themeFill="light1"/>
         <w:tcBorders>
-          <w:top w:val="none"/>
-          <w:left w:val="none"/>
+          <w:top w:val="none" w:color="000000" w:sz="4" w:space="0"/>
+          <w:left w:val="none" w:color="000000" w:sz="4" w:space="0"/>
           <w:bottom w:val="single" w:color="000000" w:themeColor="accent5" w:themeTint="9A" w:sz="4" w:space="0"/>
-          <w:right w:val="none"/>
+          <w:right w:val="none" w:color="000000" w:sz="4" w:space="0"/>
         </w:tcBorders>
       </w:tcPr>
     </w:tblStylePr>
@@ -26453,12 +26537,12 @@
         <w:tblBorders/>
       </w:tblPr>
       <w:tcPr>
-        <w:shd w:color="ffffff"/>
+        <w:shd w:val="clear" w:color="ffffff"/>
         <w:tcBorders>
-          <w:top w:val="none"/>
+          <w:top w:val="none" w:color="000000" w:sz="4" w:space="0"/>
           <w:left w:val="single" w:color="000000" w:themeColor="accent5" w:themeTint="9A" w:sz="4" w:space="0"/>
-          <w:bottom w:val="none"/>
-          <w:right w:val="none"/>
+          <w:bottom w:val="none" w:color="000000" w:sz="4" w:space="0"/>
+          <w:right w:val="none" w:color="000000" w:sz="4" w:space="0"/>
         </w:tcBorders>
       </w:tcPr>
     </w:tblStylePr>
@@ -26481,9 +26565,9 @@
         <w:shd w:val="clear" w:color="ffffff" w:themeColor="light1" w:fill="ffffff" w:themeFill="light1"/>
         <w:tcBorders>
           <w:top w:val="single" w:color="000000" w:themeColor="accent5" w:themeTint="9A" w:sz="4" w:space="0"/>
-          <w:left w:val="none"/>
-          <w:bottom w:val="none"/>
-          <w:right w:val="none"/>
+          <w:left w:val="none" w:color="000000" w:sz="4" w:space="0"/>
+          <w:bottom w:val="none" w:color="000000" w:sz="4" w:space="0"/>
+          <w:right w:val="none" w:color="000000" w:sz="4" w:space="0"/>
         </w:tcBorders>
       </w:tcPr>
     </w:tblStylePr>
@@ -26558,9 +26642,9 @@
       </w:tcPr>
     </w:tblStylePr>
   </w:style>
-  <w:style w:type="table" w:styleId="116">
+  <w:style w:type="table" w:styleId="824">
     <w:name w:val="List Table 7 Colorful - Accent 6"/>
-    <w:basedOn w:val="686"/>
+    <w:basedOn w:val="908"/>
     <w:uiPriority w:val="99"/>
     <w:pPr>
       <w:pBdr/>
@@ -26659,11 +26743,11 @@
         <w:tblBorders/>
       </w:tblPr>
       <w:tcPr>
-        <w:shd w:color="ffffff"/>
+        <w:shd w:val="clear" w:color="ffffff"/>
         <w:tcBorders>
-          <w:top w:val="none"/>
-          <w:left w:val="none"/>
-          <w:bottom w:val="none"/>
+          <w:top w:val="none" w:color="000000" w:sz="4" w:space="0"/>
+          <w:left w:val="none" w:color="000000" w:sz="4" w:space="0"/>
+          <w:bottom w:val="none" w:color="000000" w:sz="4" w:space="0"/>
           <w:right w:val="single" w:color="000000" w:themeColor="accent6" w:themeTint="98" w:sz="4" w:space="0"/>
         </w:tcBorders>
       </w:tcPr>
@@ -26686,10 +26770,10 @@
       <w:tcPr>
         <w:shd w:val="clear" w:color="ffffff" w:themeColor="light1" w:fill="ffffff" w:themeFill="light1"/>
         <w:tcBorders>
-          <w:top w:val="none"/>
-          <w:left w:val="none"/>
+          <w:top w:val="none" w:color="000000" w:sz="4" w:space="0"/>
+          <w:left w:val="none" w:color="000000" w:sz="4" w:space="0"/>
           <w:bottom w:val="single" w:color="000000" w:themeColor="accent6" w:themeTint="98" w:sz="4" w:space="0"/>
-          <w:right w:val="none"/>
+          <w:right w:val="none" w:color="000000" w:sz="4" w:space="0"/>
         </w:tcBorders>
       </w:tcPr>
     </w:tblStylePr>
@@ -26709,12 +26793,12 @@
         <w:tblBorders/>
       </w:tblPr>
       <w:tcPr>
-        <w:shd w:color="ffffff"/>
+        <w:shd w:val="clear" w:color="ffffff"/>
         <w:tcBorders>
-          <w:top w:val="none"/>
+          <w:top w:val="none" w:color="000000" w:sz="4" w:space="0"/>
           <w:left w:val="single" w:color="000000" w:themeColor="accent6" w:themeTint="98" w:sz="4" w:space="0"/>
-          <w:bottom w:val="none"/>
-          <w:right w:val="none"/>
+          <w:bottom w:val="none" w:color="000000" w:sz="4" w:space="0"/>
+          <w:right w:val="none" w:color="000000" w:sz="4" w:space="0"/>
         </w:tcBorders>
       </w:tcPr>
     </w:tblStylePr>
@@ -26737,9 +26821,9 @@
         <w:shd w:val="clear" w:color="ffffff" w:themeColor="light1" w:fill="ffffff" w:themeFill="light1"/>
         <w:tcBorders>
           <w:top w:val="single" w:color="000000" w:themeColor="accent6" w:themeTint="98" w:sz="4" w:space="0"/>
-          <w:left w:val="none"/>
-          <w:bottom w:val="none"/>
-          <w:right w:val="none"/>
+          <w:left w:val="none" w:color="000000" w:sz="4" w:space="0"/>
+          <w:bottom w:val="none" w:color="000000" w:sz="4" w:space="0"/>
+          <w:right w:val="none" w:color="000000" w:sz="4" w:space="0"/>
         </w:tcBorders>
       </w:tcPr>
     </w:tblStylePr>
@@ -26814,9 +26898,9 @@
       </w:tcPr>
     </w:tblStylePr>
   </w:style>
-  <w:style w:type="table" w:styleId="117">
+  <w:style w:type="table" w:styleId="825">
     <w:name w:val="Lined - Accent"/>
-    <w:basedOn w:val="686"/>
+    <w:basedOn w:val="908"/>
     <w:uiPriority w:val="99"/>
     <w:pPr>
       <w:pBdr/>
@@ -27051,9 +27135,9 @@
       </w:tcPr>
     </w:tblStylePr>
   </w:style>
-  <w:style w:type="table" w:styleId="118">
+  <w:style w:type="table" w:styleId="826">
     <w:name w:val="Lined - Accent 1"/>
-    <w:basedOn w:val="686"/>
+    <w:basedOn w:val="908"/>
     <w:uiPriority w:val="99"/>
     <w:pPr>
       <w:pBdr/>
@@ -27288,9 +27372,9 @@
       </w:tcPr>
     </w:tblStylePr>
   </w:style>
-  <w:style w:type="table" w:styleId="119">
+  <w:style w:type="table" w:styleId="827">
     <w:name w:val="Lined - Accent 2"/>
-    <w:basedOn w:val="686"/>
+    <w:basedOn w:val="908"/>
     <w:uiPriority w:val="99"/>
     <w:pPr>
       <w:pBdr/>
@@ -27525,9 +27609,9 @@
       </w:tcPr>
     </w:tblStylePr>
   </w:style>
-  <w:style w:type="table" w:styleId="120">
+  <w:style w:type="table" w:styleId="828">
     <w:name w:val="Lined - Accent 3"/>
-    <w:basedOn w:val="686"/>
+    <w:basedOn w:val="908"/>
     <w:uiPriority w:val="99"/>
     <w:pPr>
       <w:pBdr/>
@@ -27762,9 +27846,9 @@
       </w:tcPr>
     </w:tblStylePr>
   </w:style>
-  <w:style w:type="table" w:styleId="121">
+  <w:style w:type="table" w:styleId="829">
     <w:name w:val="Lined - Accent 4"/>
-    <w:basedOn w:val="686"/>
+    <w:basedOn w:val="908"/>
     <w:uiPriority w:val="99"/>
     <w:pPr>
       <w:pBdr/>
@@ -27999,9 +28083,9 @@
       </w:tcPr>
     </w:tblStylePr>
   </w:style>
-  <w:style w:type="table" w:styleId="122">
+  <w:style w:type="table" w:styleId="830">
     <w:name w:val="Lined - Accent 5"/>
-    <w:basedOn w:val="686"/>
+    <w:basedOn w:val="908"/>
     <w:uiPriority w:val="99"/>
     <w:pPr>
       <w:pBdr/>
@@ -28236,9 +28320,9 @@
       </w:tcPr>
     </w:tblStylePr>
   </w:style>
-  <w:style w:type="table" w:styleId="123">
+  <w:style w:type="table" w:styleId="831">
     <w:name w:val="Lined - Accent 6"/>
-    <w:basedOn w:val="686"/>
+    <w:basedOn w:val="908"/>
     <w:uiPriority w:val="99"/>
     <w:pPr>
       <w:pBdr/>
@@ -28473,9 +28557,9 @@
       </w:tcPr>
     </w:tblStylePr>
   </w:style>
-  <w:style w:type="table" w:styleId="124">
+  <w:style w:type="table" w:styleId="832">
     <w:name w:val="Bordered &amp; Lined - Accent"/>
-    <w:basedOn w:val="686"/>
+    <w:basedOn w:val="908"/>
     <w:uiPriority w:val="99"/>
     <w:pPr>
       <w:pBdr/>
@@ -28717,9 +28801,9 @@
       </w:tcPr>
     </w:tblStylePr>
   </w:style>
-  <w:style w:type="table" w:styleId="125">
+  <w:style w:type="table" w:styleId="833">
     <w:name w:val="Bordered &amp; Lined - Accent 1"/>
-    <w:basedOn w:val="686"/>
+    <w:basedOn w:val="908"/>
     <w:uiPriority w:val="99"/>
     <w:pPr>
       <w:pBdr/>
@@ -28961,9 +29045,9 @@
       </w:tcPr>
     </w:tblStylePr>
   </w:style>
-  <w:style w:type="table" w:styleId="126">
+  <w:style w:type="table" w:styleId="834">
     <w:name w:val="Bordered &amp; Lined - Accent 2"/>
-    <w:basedOn w:val="686"/>
+    <w:basedOn w:val="908"/>
     <w:uiPriority w:val="99"/>
     <w:pPr>
       <w:pBdr/>
@@ -29205,9 +29289,9 @@
       </w:tcPr>
     </w:tblStylePr>
   </w:style>
-  <w:style w:type="table" w:styleId="127">
+  <w:style w:type="table" w:styleId="835">
     <w:name w:val="Bordered &amp; Lined - Accent 3"/>
-    <w:basedOn w:val="686"/>
+    <w:basedOn w:val="908"/>
     <w:uiPriority w:val="99"/>
     <w:pPr>
       <w:pBdr/>
@@ -29449,9 +29533,9 @@
       </w:tcPr>
     </w:tblStylePr>
   </w:style>
-  <w:style w:type="table" w:styleId="128">
+  <w:style w:type="table" w:styleId="836">
     <w:name w:val="Bordered &amp; Lined - Accent 4"/>
-    <w:basedOn w:val="686"/>
+    <w:basedOn w:val="908"/>
     <w:uiPriority w:val="99"/>
     <w:pPr>
       <w:pBdr/>
@@ -29693,9 +29777,9 @@
       </w:tcPr>
     </w:tblStylePr>
   </w:style>
-  <w:style w:type="table" w:styleId="129">
+  <w:style w:type="table" w:styleId="837">
     <w:name w:val="Bordered &amp; Lined - Accent 5"/>
-    <w:basedOn w:val="686"/>
+    <w:basedOn w:val="908"/>
     <w:uiPriority w:val="99"/>
     <w:pPr>
       <w:pBdr/>
@@ -29937,9 +30021,9 @@
       </w:tcPr>
     </w:tblStylePr>
   </w:style>
-  <w:style w:type="table" w:styleId="130">
+  <w:style w:type="table" w:styleId="838">
     <w:name w:val="Bordered &amp; Lined - Accent 6"/>
-    <w:basedOn w:val="686"/>
+    <w:basedOn w:val="908"/>
     <w:uiPriority w:val="99"/>
     <w:pPr>
       <w:pBdr/>
@@ -30181,9 +30265,9 @@
       </w:tcPr>
     </w:tblStylePr>
   </w:style>
-  <w:style w:type="table" w:styleId="131">
+  <w:style w:type="table" w:styleId="839">
     <w:name w:val="Bordered"/>
-    <w:basedOn w:val="686"/>
+    <w:basedOn w:val="908"/>
     <w:uiPriority w:val="99"/>
     <w:pPr>
       <w:pBdr/>
@@ -30412,9 +30496,9 @@
       </w:tcPr>
     </w:tblStylePr>
   </w:style>
-  <w:style w:type="table" w:styleId="132">
+  <w:style w:type="table" w:styleId="840">
     <w:name w:val="Bordered - Accent 1"/>
-    <w:basedOn w:val="686"/>
+    <w:basedOn w:val="908"/>
     <w:uiPriority w:val="99"/>
     <w:pPr>
       <w:pBdr/>
@@ -30643,9 +30727,9 @@
       </w:tcPr>
     </w:tblStylePr>
   </w:style>
-  <w:style w:type="table" w:styleId="133">
+  <w:style w:type="table" w:styleId="841">
     <w:name w:val="Bordered - Accent 2"/>
-    <w:basedOn w:val="686"/>
+    <w:basedOn w:val="908"/>
     <w:uiPriority w:val="99"/>
     <w:pPr>
       <w:pBdr/>
@@ -30874,9 +30958,9 @@
       </w:tcPr>
     </w:tblStylePr>
   </w:style>
-  <w:style w:type="table" w:styleId="134">
+  <w:style w:type="table" w:styleId="842">
     <w:name w:val="Bordered - Accent 3"/>
-    <w:basedOn w:val="686"/>
+    <w:basedOn w:val="908"/>
     <w:uiPriority w:val="99"/>
     <w:pPr>
       <w:pBdr/>
@@ -31105,9 +31189,9 @@
       </w:tcPr>
     </w:tblStylePr>
   </w:style>
-  <w:style w:type="table" w:styleId="135">
+  <w:style w:type="table" w:styleId="843">
     <w:name w:val="Bordered - Accent 4"/>
-    <w:basedOn w:val="686"/>
+    <w:basedOn w:val="908"/>
     <w:uiPriority w:val="99"/>
     <w:pPr>
       <w:pBdr/>
@@ -31336,9 +31420,9 @@
       </w:tcPr>
     </w:tblStylePr>
   </w:style>
-  <w:style w:type="table" w:styleId="136">
+  <w:style w:type="table" w:styleId="844">
     <w:name w:val="Bordered - Accent 5"/>
-    <w:basedOn w:val="686"/>
+    <w:basedOn w:val="908"/>
     <w:uiPriority w:val="99"/>
     <w:pPr>
       <w:pBdr/>
@@ -31567,9 +31651,9 @@
       </w:tcPr>
     </w:tblStylePr>
   </w:style>
-  <w:style w:type="table" w:styleId="137">
+  <w:style w:type="table" w:styleId="845">
     <w:name w:val="Bordered - Accent 6"/>
-    <w:basedOn w:val="686"/>
+    <w:basedOn w:val="908"/>
     <w:uiPriority w:val="99"/>
     <w:pPr>
       <w:pBdr/>
@@ -31798,11 +31882,11 @@
       </w:tcPr>
     </w:tblStylePr>
   </w:style>
-  <w:style w:type="paragraph" w:styleId="139">
+  <w:style w:type="paragraph" w:styleId="846">
     <w:name w:val="Heading 1"/>
-    <w:basedOn w:val="684"/>
-    <w:next w:val="684"/>
-    <w:link w:val="150"/>
+    <w:basedOn w:val="906"/>
+    <w:next w:val="906"/>
+    <w:link w:val="855"/>
     <w:uiPriority w:val="9"/>
     <w:qFormat/>
     <w:pPr>
@@ -31820,11 +31904,11 @@
       <w:szCs w:val="40"/>
     </w:rPr>
   </w:style>
-  <w:style w:type="paragraph" w:styleId="140">
+  <w:style w:type="paragraph" w:styleId="847">
     <w:name w:val="Heading 2"/>
-    <w:basedOn w:val="684"/>
-    <w:next w:val="684"/>
-    <w:link w:val="151"/>
+    <w:basedOn w:val="906"/>
+    <w:next w:val="906"/>
+    <w:link w:val="856"/>
     <w:uiPriority w:val="9"/>
     <w:unhideWhenUsed/>
     <w:qFormat/>
@@ -31843,11 +31927,11 @@
       <w:szCs w:val="32"/>
     </w:rPr>
   </w:style>
-  <w:style w:type="paragraph" w:styleId="141">
+  <w:style w:type="paragraph" w:styleId="848">
     <w:name w:val="Heading 3"/>
-    <w:basedOn w:val="684"/>
-    <w:next w:val="684"/>
-    <w:link w:val="152"/>
+    <w:basedOn w:val="906"/>
+    <w:next w:val="906"/>
+    <w:link w:val="857"/>
     <w:uiPriority w:val="9"/>
     <w:unhideWhenUsed/>
     <w:qFormat/>
@@ -31866,11 +31950,11 @@
       <w:szCs w:val="28"/>
     </w:rPr>
   </w:style>
-  <w:style w:type="paragraph" w:styleId="142">
+  <w:style w:type="paragraph" w:styleId="849">
     <w:name w:val="Heading 4"/>
-    <w:basedOn w:val="684"/>
-    <w:next w:val="684"/>
-    <w:link w:val="153"/>
+    <w:basedOn w:val="906"/>
+    <w:next w:val="906"/>
+    <w:link w:val="858"/>
     <w:uiPriority w:val="9"/>
     <w:unhideWhenUsed/>
     <w:qFormat/>
@@ -31889,11 +31973,11 @@
       <w:color w:val="0f4761" w:themeColor="accent1" w:themeShade="BF"/>
     </w:rPr>
   </w:style>
-  <w:style w:type="paragraph" w:styleId="143">
+  <w:style w:type="paragraph" w:styleId="850">
     <w:name w:val="Heading 5"/>
-    <w:basedOn w:val="684"/>
-    <w:next w:val="684"/>
-    <w:link w:val="154"/>
+    <w:basedOn w:val="906"/>
+    <w:next w:val="906"/>
+    <w:link w:val="859"/>
     <w:uiPriority w:val="9"/>
     <w:unhideWhenUsed/>
     <w:qFormat/>
@@ -31910,11 +31994,11 @@
       <w:color w:val="0f4761" w:themeColor="accent1" w:themeShade="BF"/>
     </w:rPr>
   </w:style>
-  <w:style w:type="paragraph" w:styleId="144">
+  <w:style w:type="paragraph" w:styleId="851">
     <w:name w:val="Heading 6"/>
-    <w:basedOn w:val="684"/>
-    <w:next w:val="684"/>
-    <w:link w:val="155"/>
+    <w:basedOn w:val="906"/>
+    <w:next w:val="906"/>
+    <w:link w:val="860"/>
     <w:uiPriority w:val="9"/>
     <w:unhideWhenUsed/>
     <w:qFormat/>
@@ -31933,11 +32017,11 @@
       <w:color w:val="595959" w:themeColor="text1" w:themeTint="A6"/>
     </w:rPr>
   </w:style>
-  <w:style w:type="paragraph" w:styleId="145">
+  <w:style w:type="paragraph" w:styleId="852">
     <w:name w:val="Heading 7"/>
-    <w:basedOn w:val="684"/>
-    <w:next w:val="684"/>
-    <w:link w:val="156"/>
+    <w:basedOn w:val="906"/>
+    <w:next w:val="906"/>
+    <w:link w:val="861"/>
     <w:uiPriority w:val="9"/>
     <w:unhideWhenUsed/>
     <w:qFormat/>
@@ -31954,11 +32038,11 @@
       <w:color w:val="595959" w:themeColor="text1" w:themeTint="A6"/>
     </w:rPr>
   </w:style>
-  <w:style w:type="paragraph" w:styleId="146">
+  <w:style w:type="paragraph" w:styleId="853">
     <w:name w:val="Heading 8"/>
-    <w:basedOn w:val="684"/>
-    <w:next w:val="684"/>
-    <w:link w:val="157"/>
+    <w:basedOn w:val="906"/>
+    <w:next w:val="906"/>
+    <w:link w:val="862"/>
     <w:uiPriority w:val="9"/>
     <w:unhideWhenUsed/>
     <w:qFormat/>
@@ -31977,11 +32061,11 @@
       <w:color w:val="272727" w:themeColor="text1" w:themeTint="D8"/>
     </w:rPr>
   </w:style>
-  <w:style w:type="paragraph" w:styleId="147">
+  <w:style w:type="paragraph" w:styleId="854">
     <w:name w:val="Heading 9"/>
-    <w:basedOn w:val="684"/>
-    <w:next w:val="684"/>
-    <w:link w:val="158"/>
+    <w:basedOn w:val="906"/>
+    <w:next w:val="906"/>
+    <w:link w:val="863"/>
     <w:uiPriority w:val="9"/>
     <w:unhideWhenUsed/>
     <w:qFormat/>
@@ -32000,10 +32084,10 @@
       <w:color w:val="272727" w:themeColor="text1" w:themeTint="D8"/>
     </w:rPr>
   </w:style>
-  <w:style w:type="character" w:styleId="150">
+  <w:style w:type="character" w:styleId="855">
     <w:name w:val="Heading 1 Char"/>
-    <w:basedOn w:val="685"/>
-    <w:link w:val="139"/>
+    <w:basedOn w:val="907"/>
+    <w:link w:val="846"/>
     <w:uiPriority w:val="9"/>
     <w:pPr>
       <w:pBdr/>
@@ -32017,10 +32101,10 @@
       <w:szCs w:val="40"/>
     </w:rPr>
   </w:style>
-  <w:style w:type="character" w:styleId="151">
+  <w:style w:type="character" w:styleId="856">
     <w:name w:val="Heading 2 Char"/>
-    <w:basedOn w:val="685"/>
-    <w:link w:val="140"/>
+    <w:basedOn w:val="907"/>
+    <w:link w:val="847"/>
     <w:uiPriority w:val="9"/>
     <w:pPr>
       <w:pBdr/>
@@ -32034,10 +32118,10 @@
       <w:szCs w:val="32"/>
     </w:rPr>
   </w:style>
-  <w:style w:type="character" w:styleId="152">
+  <w:style w:type="character" w:styleId="857">
     <w:name w:val="Heading 3 Char"/>
-    <w:basedOn w:val="685"/>
-    <w:link w:val="141"/>
+    <w:basedOn w:val="907"/>
+    <w:link w:val="848"/>
     <w:uiPriority w:val="9"/>
     <w:pPr>
       <w:pBdr/>
@@ -32051,10 +32135,10 @@
       <w:szCs w:val="28"/>
     </w:rPr>
   </w:style>
-  <w:style w:type="character" w:styleId="153">
+  <w:style w:type="character" w:styleId="858">
     <w:name w:val="Heading 4 Char"/>
-    <w:basedOn w:val="685"/>
-    <w:link w:val="142"/>
+    <w:basedOn w:val="907"/>
+    <w:link w:val="849"/>
     <w:uiPriority w:val="9"/>
     <w:pPr>
       <w:pBdr/>
@@ -32068,10 +32152,10 @@
       <w:color w:val="0f4761" w:themeColor="accent1" w:themeShade="BF"/>
     </w:rPr>
   </w:style>
-  <w:style w:type="character" w:styleId="154">
+  <w:style w:type="character" w:styleId="859">
     <w:name w:val="Heading 5 Char"/>
-    <w:basedOn w:val="685"/>
-    <w:link w:val="143"/>
+    <w:basedOn w:val="907"/>
+    <w:link w:val="850"/>
     <w:uiPriority w:val="9"/>
     <w:pPr>
       <w:pBdr/>
@@ -32083,10 +32167,10 @@
       <w:color w:val="0f4761" w:themeColor="accent1" w:themeShade="BF"/>
     </w:rPr>
   </w:style>
-  <w:style w:type="character" w:styleId="155">
+  <w:style w:type="character" w:styleId="860">
     <w:name w:val="Heading 6 Char"/>
-    <w:basedOn w:val="685"/>
-    <w:link w:val="144"/>
+    <w:basedOn w:val="907"/>
+    <w:link w:val="851"/>
     <w:uiPriority w:val="9"/>
     <w:pPr>
       <w:pBdr/>
@@ -32100,10 +32184,10 @@
       <w:color w:val="595959" w:themeColor="text1" w:themeTint="A6"/>
     </w:rPr>
   </w:style>
-  <w:style w:type="character" w:styleId="156">
+  <w:style w:type="character" w:styleId="861">
     <w:name w:val="Heading 7 Char"/>
-    <w:basedOn w:val="685"/>
-    <w:link w:val="145"/>
+    <w:basedOn w:val="907"/>
+    <w:link w:val="852"/>
     <w:uiPriority w:val="9"/>
     <w:pPr>
       <w:pBdr/>
@@ -32115,10 +32199,10 @@
       <w:color w:val="595959" w:themeColor="text1" w:themeTint="A6"/>
     </w:rPr>
   </w:style>
-  <w:style w:type="character" w:styleId="157">
+  <w:style w:type="character" w:styleId="862">
     <w:name w:val="Heading 8 Char"/>
-    <w:basedOn w:val="685"/>
-    <w:link w:val="146"/>
+    <w:basedOn w:val="907"/>
+    <w:link w:val="853"/>
     <w:uiPriority w:val="9"/>
     <w:pPr>
       <w:pBdr/>
@@ -32132,10 +32216,10 @@
       <w:color w:val="272727" w:themeColor="text1" w:themeTint="D8"/>
     </w:rPr>
   </w:style>
-  <w:style w:type="character" w:styleId="158">
+  <w:style w:type="character" w:styleId="863">
     <w:name w:val="Heading 9 Char"/>
-    <w:basedOn w:val="685"/>
-    <w:link w:val="147"/>
+    <w:basedOn w:val="907"/>
+    <w:link w:val="854"/>
     <w:uiPriority w:val="9"/>
     <w:pPr>
       <w:pBdr/>
@@ -32149,11 +32233,11 @@
       <w:color w:val="272727" w:themeColor="text1" w:themeTint="D8"/>
     </w:rPr>
   </w:style>
-  <w:style w:type="paragraph" w:styleId="159">
+  <w:style w:type="paragraph" w:styleId="864">
     <w:name w:val="Title"/>
-    <w:basedOn w:val="684"/>
-    <w:next w:val="684"/>
-    <w:link w:val="160"/>
+    <w:basedOn w:val="906"/>
+    <w:next w:val="906"/>
+    <w:link w:val="865"/>
     <w:uiPriority w:val="10"/>
     <w:qFormat/>
     <w:pPr>
@@ -32169,10 +32253,10 @@
       <w:szCs w:val="56"/>
     </w:rPr>
   </w:style>
-  <w:style w:type="character" w:styleId="160">
+  <w:style w:type="character" w:styleId="865">
     <w:name w:val="Title Char"/>
-    <w:basedOn w:val="685"/>
-    <w:link w:val="159"/>
+    <w:basedOn w:val="907"/>
+    <w:link w:val="864"/>
     <w:uiPriority w:val="10"/>
     <w:pPr>
       <w:pBdr/>
@@ -32186,11 +32270,11 @@
       <w:szCs w:val="56"/>
     </w:rPr>
   </w:style>
-  <w:style w:type="paragraph" w:styleId="161">
+  <w:style w:type="paragraph" w:styleId="866">
     <w:name w:val="Subtitle"/>
-    <w:basedOn w:val="684"/>
-    <w:next w:val="684"/>
-    <w:link w:val="162"/>
+    <w:basedOn w:val="906"/>
+    <w:next w:val="906"/>
+    <w:link w:val="867"/>
     <w:uiPriority w:val="11"/>
     <w:qFormat/>
     <w:pPr>
@@ -32208,10 +32292,10 @@
       <w:szCs w:val="28"/>
     </w:rPr>
   </w:style>
-  <w:style w:type="character" w:styleId="162">
+  <w:style w:type="character" w:styleId="867">
     <w:name w:val="Subtitle Char"/>
-    <w:basedOn w:val="685"/>
-    <w:link w:val="161"/>
+    <w:basedOn w:val="907"/>
+    <w:link w:val="866"/>
     <w:uiPriority w:val="11"/>
     <w:pPr>
       <w:pBdr/>
@@ -32225,11 +32309,11 @@
       <w:szCs w:val="28"/>
     </w:rPr>
   </w:style>
-  <w:style w:type="paragraph" w:styleId="163">
+  <w:style w:type="paragraph" w:styleId="868">
     <w:name w:val="Quote"/>
-    <w:basedOn w:val="684"/>
-    <w:next w:val="684"/>
-    <w:link w:val="164"/>
+    <w:basedOn w:val="906"/>
+    <w:next w:val="906"/>
+    <w:link w:val="869"/>
     <w:uiPriority w:val="29"/>
     <w:qFormat/>
     <w:pPr>
@@ -32244,10 +32328,10 @@
       <w:color w:val="404040" w:themeColor="text1" w:themeTint="BF"/>
     </w:rPr>
   </w:style>
-  <w:style w:type="character" w:styleId="164">
+  <w:style w:type="character" w:styleId="869">
     <w:name w:val="Quote Char"/>
-    <w:basedOn w:val="685"/>
-    <w:link w:val="163"/>
+    <w:basedOn w:val="907"/>
+    <w:link w:val="868"/>
     <w:uiPriority w:val="29"/>
     <w:pPr>
       <w:pBdr/>
@@ -32260,9 +32344,9 @@
       <w:color w:val="404040" w:themeColor="text1" w:themeTint="BF"/>
     </w:rPr>
   </w:style>
-  <w:style w:type="paragraph" w:styleId="165">
+  <w:style w:type="paragraph" w:styleId="870">
     <w:name w:val="List Paragraph"/>
-    <w:basedOn w:val="684"/>
+    <w:basedOn w:val="906"/>
     <w:uiPriority w:val="34"/>
     <w:qFormat/>
     <w:pPr>
@@ -32272,9 +32356,9 @@
       <w:contextualSpacing w:val="true"/>
     </w:pPr>
   </w:style>
-  <w:style w:type="character" w:styleId="166">
+  <w:style w:type="character" w:styleId="871">
     <w:name w:val="Intense Emphasis"/>
-    <w:basedOn w:val="685"/>
+    <w:basedOn w:val="907"/>
     <w:uiPriority w:val="21"/>
     <w:qFormat/>
     <w:pPr>
@@ -32288,11 +32372,11 @@
       <w:color w:val="0f4761" w:themeColor="accent1" w:themeShade="BF"/>
     </w:rPr>
   </w:style>
-  <w:style w:type="paragraph" w:styleId="167">
+  <w:style w:type="paragraph" w:styleId="872">
     <w:name w:val="Intense Quote"/>
-    <w:basedOn w:val="684"/>
-    <w:next w:val="684"/>
-    <w:link w:val="168"/>
+    <w:basedOn w:val="906"/>
+    <w:next w:val="906"/>
+    <w:link w:val="873"/>
     <w:uiPriority w:val="30"/>
     <w:qFormat/>
     <w:pPr>
@@ -32310,10 +32394,10 @@
       <w:color w:val="0f4761" w:themeColor="accent1" w:themeShade="BF"/>
     </w:rPr>
   </w:style>
-  <w:style w:type="character" w:styleId="168">
+  <w:style w:type="character" w:styleId="873">
     <w:name w:val="Intense Quote Char"/>
-    <w:basedOn w:val="685"/>
-    <w:link w:val="167"/>
+    <w:basedOn w:val="907"/>
+    <w:link w:val="872"/>
     <w:uiPriority w:val="30"/>
     <w:pPr>
       <w:pBdr/>
@@ -32326,9 +32410,9 @@
       <w:color w:val="0f4761" w:themeColor="accent1" w:themeShade="BF"/>
     </w:rPr>
   </w:style>
-  <w:style w:type="character" w:styleId="169">
+  <w:style w:type="character" w:styleId="874">
     <w:name w:val="Intense Reference"/>
-    <w:basedOn w:val="685"/>
+    <w:basedOn w:val="907"/>
     <w:uiPriority w:val="32"/>
     <w:qFormat/>
     <w:pPr>
@@ -32344,9 +32428,9 @@
       <w:spacing w:val="5"/>
     </w:rPr>
   </w:style>
-  <w:style w:type="paragraph" w:styleId="170">
+  <w:style w:type="paragraph" w:styleId="875">
     <w:name w:val="No Spacing"/>
-    <w:basedOn w:val="684"/>
+    <w:basedOn w:val="906"/>
     <w:uiPriority w:val="1"/>
     <w:qFormat/>
     <w:pPr>
@@ -32355,9 +32439,9 @@
       <w:ind/>
     </w:pPr>
   </w:style>
-  <w:style w:type="character" w:styleId="171">
+  <w:style w:type="character" w:styleId="876">
     <w:name w:val="Subtle Emphasis"/>
-    <w:basedOn w:val="685"/>
+    <w:basedOn w:val="907"/>
     <w:uiPriority w:val="19"/>
     <w:qFormat/>
     <w:pPr>
@@ -32371,9 +32455,9 @@
       <w:color w:val="404040" w:themeColor="text1" w:themeTint="BF"/>
     </w:rPr>
   </w:style>
-  <w:style w:type="character" w:styleId="172">
+  <w:style w:type="character" w:styleId="877">
     <w:name w:val="Emphasis"/>
-    <w:basedOn w:val="685"/>
+    <w:basedOn w:val="907"/>
     <w:uiPriority w:val="20"/>
     <w:qFormat/>
     <w:pPr>
@@ -32386,9 +32470,9 @@
       <w:iCs/>
     </w:rPr>
   </w:style>
-  <w:style w:type="character" w:styleId="173">
+  <w:style w:type="character" w:styleId="878">
     <w:name w:val="Strong"/>
-    <w:basedOn w:val="685"/>
+    <w:basedOn w:val="907"/>
     <w:uiPriority w:val="22"/>
     <w:qFormat/>
     <w:pPr>
@@ -32401,9 +32485,9 @@
       <w:bCs/>
     </w:rPr>
   </w:style>
-  <w:style w:type="character" w:styleId="174">
+  <w:style w:type="character" w:styleId="879">
     <w:name w:val="Subtle Reference"/>
-    <w:basedOn w:val="685"/>
+    <w:basedOn w:val="907"/>
     <w:uiPriority w:val="31"/>
     <w:qFormat/>
     <w:pPr>
@@ -32416,9 +32500,9 @@
       <w:color w:val="5a5a5a" w:themeColor="text1" w:themeTint="A5"/>
     </w:rPr>
   </w:style>
-  <w:style w:type="character" w:styleId="175">
+  <w:style w:type="character" w:styleId="880">
     <w:name w:val="Book Title"/>
-    <w:basedOn w:val="685"/>
+    <w:basedOn w:val="907"/>
     <w:uiPriority w:val="33"/>
     <w:qFormat/>
     <w:pPr>
@@ -32434,10 +32518,10 @@
       <w:spacing w:val="5"/>
     </w:rPr>
   </w:style>
-  <w:style w:type="paragraph" w:styleId="176">
+  <w:style w:type="paragraph" w:styleId="881">
     <w:name w:val="Header"/>
-    <w:basedOn w:val="684"/>
-    <w:link w:val="177"/>
+    <w:basedOn w:val="906"/>
+    <w:link w:val="882"/>
     <w:uiPriority w:val="99"/>
     <w:unhideWhenUsed/>
     <w:pPr>
@@ -32450,10 +32534,10 @@
       <w:ind/>
     </w:pPr>
   </w:style>
-  <w:style w:type="character" w:styleId="177">
+  <w:style w:type="character" w:styleId="882">
     <w:name w:val="Header Char"/>
-    <w:basedOn w:val="685"/>
-    <w:link w:val="176"/>
+    <w:basedOn w:val="907"/>
+    <w:link w:val="881"/>
     <w:uiPriority w:val="99"/>
     <w:pPr>
       <w:pBdr/>
@@ -32461,10 +32545,10 @@
       <w:ind/>
     </w:pPr>
   </w:style>
-  <w:style w:type="paragraph" w:styleId="178">
+  <w:style w:type="paragraph" w:styleId="883">
     <w:name w:val="Footer"/>
-    <w:basedOn w:val="684"/>
-    <w:link w:val="179"/>
+    <w:basedOn w:val="906"/>
+    <w:link w:val="884"/>
     <w:uiPriority w:val="99"/>
     <w:unhideWhenUsed/>
     <w:pPr>
@@ -32477,10 +32561,10 @@
       <w:ind/>
     </w:pPr>
   </w:style>
-  <w:style w:type="character" w:styleId="179">
+  <w:style w:type="character" w:styleId="884">
     <w:name w:val="Footer Char"/>
-    <w:basedOn w:val="685"/>
-    <w:link w:val="178"/>
+    <w:basedOn w:val="907"/>
+    <w:link w:val="883"/>
     <w:uiPriority w:val="99"/>
     <w:pPr>
       <w:pBdr/>
@@ -32488,10 +32572,10 @@
       <w:ind/>
     </w:pPr>
   </w:style>
-  <w:style w:type="paragraph" w:styleId="180">
+  <w:style w:type="paragraph" w:styleId="885">
     <w:name w:val="Caption"/>
-    <w:basedOn w:val="684"/>
-    <w:next w:val="684"/>
+    <w:basedOn w:val="906"/>
+    <w:next w:val="906"/>
     <w:uiPriority w:val="35"/>
     <w:unhideWhenUsed/>
     <w:qFormat/>
@@ -32508,10 +32592,10 @@
       <w:szCs w:val="18"/>
     </w:rPr>
   </w:style>
-  <w:style w:type="paragraph" w:styleId="181">
+  <w:style w:type="paragraph" w:styleId="886">
     <w:name w:val="footnote text"/>
-    <w:basedOn w:val="684"/>
-    <w:link w:val="182"/>
+    <w:basedOn w:val="906"/>
+    <w:link w:val="887"/>
     <w:uiPriority w:val="99"/>
     <w:semiHidden/>
     <w:unhideWhenUsed/>
@@ -32525,10 +32609,10 @@
       <w:szCs w:val="20"/>
     </w:rPr>
   </w:style>
-  <w:style w:type="character" w:styleId="182">
+  <w:style w:type="character" w:styleId="887">
     <w:name w:val="Footnote Text Char"/>
-    <w:basedOn w:val="685"/>
-    <w:link w:val="181"/>
+    <w:basedOn w:val="907"/>
+    <w:link w:val="886"/>
     <w:uiPriority w:val="99"/>
     <w:semiHidden/>
     <w:pPr>
@@ -32541,9 +32625,9 @@
       <w:szCs w:val="20"/>
     </w:rPr>
   </w:style>
-  <w:style w:type="character" w:styleId="183">
+  <w:style w:type="character" w:styleId="888">
     <w:name w:val="footnote reference"/>
-    <w:basedOn w:val="685"/>
+    <w:basedOn w:val="907"/>
     <w:uiPriority w:val="99"/>
     <w:semiHidden/>
     <w:unhideWhenUsed/>
@@ -32556,10 +32640,10 @@
       <w:vertAlign w:val="superscript"/>
     </w:rPr>
   </w:style>
-  <w:style w:type="paragraph" w:styleId="184">
+  <w:style w:type="paragraph" w:styleId="889">
     <w:name w:val="endnote text"/>
-    <w:basedOn w:val="684"/>
-    <w:link w:val="185"/>
+    <w:basedOn w:val="906"/>
+    <w:link w:val="890"/>
     <w:uiPriority w:val="99"/>
     <w:semiHidden/>
     <w:unhideWhenUsed/>
@@ -32573,10 +32657,10 @@
       <w:szCs w:val="20"/>
     </w:rPr>
   </w:style>
-  <w:style w:type="character" w:styleId="185">
+  <w:style w:type="character" w:styleId="890">
     <w:name w:val="Endnote Text Char"/>
-    <w:basedOn w:val="685"/>
-    <w:link w:val="184"/>
+    <w:basedOn w:val="907"/>
+    <w:link w:val="889"/>
     <w:uiPriority w:val="99"/>
     <w:semiHidden/>
     <w:pPr>
@@ -32589,9 +32673,9 @@
       <w:szCs w:val="20"/>
     </w:rPr>
   </w:style>
-  <w:style w:type="character" w:styleId="186">
+  <w:style w:type="character" w:styleId="891">
     <w:name w:val="endnote reference"/>
-    <w:basedOn w:val="685"/>
+    <w:basedOn w:val="907"/>
     <w:uiPriority w:val="99"/>
     <w:semiHidden/>
     <w:unhideWhenUsed/>
@@ -32604,9 +32688,9 @@
       <w:vertAlign w:val="superscript"/>
     </w:rPr>
   </w:style>
-  <w:style w:type="character" w:styleId="187">
+  <w:style w:type="character" w:styleId="892">
     <w:name w:val="Hyperlink"/>
-    <w:basedOn w:val="685"/>
+    <w:basedOn w:val="907"/>
     <w:uiPriority w:val="99"/>
     <w:unhideWhenUsed/>
     <w:pPr>
@@ -32619,9 +32703,9 @@
       <w:u w:val="single"/>
     </w:rPr>
   </w:style>
-  <w:style w:type="character" w:styleId="188">
+  <w:style w:type="character" w:styleId="893">
     <w:name w:val="FollowedHyperlink"/>
-    <w:basedOn w:val="685"/>
+    <w:basedOn w:val="907"/>
     <w:uiPriority w:val="99"/>
     <w:semiHidden/>
     <w:unhideWhenUsed/>
@@ -32635,10 +32719,10 @@
       <w:u w:val="single"/>
     </w:rPr>
   </w:style>
-  <w:style w:type="paragraph" w:styleId="189">
+  <w:style w:type="paragraph" w:styleId="894">
     <w:name w:val="toc 1"/>
-    <w:basedOn w:val="684"/>
-    <w:next w:val="684"/>
+    <w:basedOn w:val="906"/>
+    <w:next w:val="906"/>
     <w:uiPriority w:val="39"/>
     <w:unhideWhenUsed/>
     <w:pPr>
@@ -32647,10 +32731,10 @@
       <w:ind/>
     </w:pPr>
   </w:style>
-  <w:style w:type="paragraph" w:styleId="190">
+  <w:style w:type="paragraph" w:styleId="895">
     <w:name w:val="toc 2"/>
-    <w:basedOn w:val="684"/>
-    <w:next w:val="684"/>
+    <w:basedOn w:val="906"/>
+    <w:next w:val="906"/>
     <w:uiPriority w:val="39"/>
     <w:unhideWhenUsed/>
     <w:pPr>
@@ -32659,10 +32743,10 @@
       <w:ind w:left="220"/>
     </w:pPr>
   </w:style>
-  <w:style w:type="paragraph" w:styleId="191">
+  <w:style w:type="paragraph" w:styleId="896">
     <w:name w:val="toc 3"/>
-    <w:basedOn w:val="684"/>
-    <w:next w:val="684"/>
+    <w:basedOn w:val="906"/>
+    <w:next w:val="906"/>
     <w:uiPriority w:val="39"/>
     <w:unhideWhenUsed/>
     <w:pPr>
@@ -32671,10 +32755,10 @@
       <w:ind w:left="440"/>
     </w:pPr>
   </w:style>
-  <w:style w:type="paragraph" w:styleId="192">
+  <w:style w:type="paragraph" w:styleId="897">
     <w:name w:val="toc 4"/>
-    <w:basedOn w:val="684"/>
-    <w:next w:val="684"/>
+    <w:basedOn w:val="906"/>
+    <w:next w:val="906"/>
     <w:uiPriority w:val="39"/>
     <w:unhideWhenUsed/>
     <w:pPr>
@@ -32683,10 +32767,10 @@
       <w:ind w:left="660"/>
     </w:pPr>
   </w:style>
-  <w:style w:type="paragraph" w:styleId="193">
+  <w:style w:type="paragraph" w:styleId="898">
     <w:name w:val="toc 5"/>
-    <w:basedOn w:val="684"/>
-    <w:next w:val="684"/>
+    <w:basedOn w:val="906"/>
+    <w:next w:val="906"/>
     <w:uiPriority w:val="39"/>
     <w:unhideWhenUsed/>
     <w:pPr>
@@ -32695,10 +32779,10 @@
       <w:ind w:left="880"/>
     </w:pPr>
   </w:style>
-  <w:style w:type="paragraph" w:styleId="194">
+  <w:style w:type="paragraph" w:styleId="899">
     <w:name w:val="toc 6"/>
-    <w:basedOn w:val="684"/>
-    <w:next w:val="684"/>
+    <w:basedOn w:val="906"/>
+    <w:next w:val="906"/>
     <w:uiPriority w:val="39"/>
     <w:unhideWhenUsed/>
     <w:pPr>
@@ -32707,10 +32791,10 @@
       <w:ind w:left="1100"/>
     </w:pPr>
   </w:style>
-  <w:style w:type="paragraph" w:styleId="195">
+  <w:style w:type="paragraph" w:styleId="900">
     <w:name w:val="toc 7"/>
-    <w:basedOn w:val="684"/>
-    <w:next w:val="684"/>
+    <w:basedOn w:val="906"/>
+    <w:next w:val="906"/>
     <w:uiPriority w:val="39"/>
     <w:unhideWhenUsed/>
     <w:pPr>
@@ -32719,10 +32803,10 @@
       <w:ind w:left="1320"/>
     </w:pPr>
   </w:style>
-  <w:style w:type="paragraph" w:styleId="196">
+  <w:style w:type="paragraph" w:styleId="901">
     <w:name w:val="toc 8"/>
-    <w:basedOn w:val="684"/>
-    <w:next w:val="684"/>
+    <w:basedOn w:val="906"/>
+    <w:next w:val="906"/>
     <w:uiPriority w:val="39"/>
     <w:unhideWhenUsed/>
     <w:pPr>
@@ -32731,10 +32815,10 @@
       <w:ind w:left="1540"/>
     </w:pPr>
   </w:style>
-  <w:style w:type="paragraph" w:styleId="197">
+  <w:style w:type="paragraph" w:styleId="902">
     <w:name w:val="toc 9"/>
-    <w:basedOn w:val="684"/>
-    <w:next w:val="684"/>
+    <w:basedOn w:val="906"/>
+    <w:next w:val="906"/>
     <w:uiPriority w:val="39"/>
     <w:unhideWhenUsed/>
     <w:pPr>
@@ -32743,9 +32827,9 @@
       <w:ind w:left="1760"/>
     </w:pPr>
   </w:style>
-  <w:style w:type="character" w:styleId="198">
+  <w:style w:type="character" w:styleId="903">
     <w:name w:val="Placeholder Text"/>
-    <w:basedOn w:val="685"/>
+    <w:basedOn w:val="907"/>
     <w:uiPriority w:val="99"/>
     <w:semiHidden/>
     <w:pPr>
@@ -32757,7 +32841,7 @@
       <w:color w:val="666666"/>
     </w:rPr>
   </w:style>
-  <w:style w:type="paragraph" w:styleId="208">
+  <w:style w:type="paragraph" w:styleId="904">
     <w:name w:val="TOC Heading"/>
     <w:uiPriority w:val="39"/>
     <w:unhideWhenUsed/>
@@ -32767,10 +32851,10 @@
       <w:ind/>
     </w:pPr>
   </w:style>
-  <w:style w:type="paragraph" w:styleId="209">
+  <w:style w:type="paragraph" w:styleId="905">
     <w:name w:val="table of figures"/>
-    <w:basedOn w:val="684"/>
-    <w:next w:val="684"/>
+    <w:basedOn w:val="906"/>
+    <w:next w:val="906"/>
     <w:uiPriority w:val="99"/>
     <w:unhideWhenUsed/>
     <w:pPr>
@@ -32779,7 +32863,7 @@
       <w:ind/>
     </w:pPr>
   </w:style>
-  <w:style w:type="paragraph" w:styleId="684" w:default="1">
+  <w:style w:type="paragraph" w:styleId="906" w:default="1">
     <w:name w:val="Normal"/>
     <w:qFormat/>
     <w:pPr>
@@ -32794,7 +32878,7 @@
       <w:lang w:eastAsia="en-US"/>
     </w:rPr>
   </w:style>
-  <w:style w:type="character" w:styleId="685" w:default="1">
+  <w:style w:type="character" w:styleId="907" w:default="1">
     <w:name w:val="Default Paragraph Font"/>
     <w:uiPriority w:val="1"/>
     <w:semiHidden/>
@@ -32805,7 +32889,7 @@
       <w:ind/>
     </w:pPr>
   </w:style>
-  <w:style w:type="table" w:styleId="686" w:default="1">
+  <w:style w:type="table" w:styleId="908" w:default="1">
     <w:name w:val="Normal Table"/>
     <w:uiPriority w:val="99"/>
     <w:semiHidden/>
@@ -32998,7 +33082,7 @@
       </w:tcPr>
     </w:tblStylePr>
   </w:style>
-  <w:style w:type="numbering" w:styleId="687" w:default="1">
+  <w:style w:type="numbering" w:styleId="909" w:default="1">
     <w:name w:val="No List"/>
     <w:uiPriority w:val="99"/>
     <w:semiHidden/>
@@ -33009,9 +33093,9 @@
       <w:ind/>
     </w:pPr>
   </w:style>
-  <w:style w:type="paragraph" w:styleId="688" w:customStyle="1">
+  <w:style w:type="paragraph" w:styleId="910" w:customStyle="1">
     <w:name w:val="Титул"/>
-    <w:basedOn w:val="684"/>
+    <w:basedOn w:val="906"/>
     <w:pPr>
       <w:pBdr/>
       <w:spacing w:after="0"/>
@@ -33026,9 +33110,9 @@
       <w:szCs w:val="20"/>
     </w:rPr>
   </w:style>
-  <w:style w:type="table" w:styleId="689">
+  <w:style w:type="table" w:styleId="911">
     <w:name w:val="Table Grid"/>
-    <w:basedOn w:val="686"/>
+    <w:basedOn w:val="908"/>
     <w:uiPriority w:val="59"/>
     <w:pPr>
       <w:pBdr/>
@@ -33218,10 +33302,10 @@
       </w:tcPr>
     </w:tblStylePr>
   </w:style>
-  <w:style w:type="paragraph" w:styleId="690">
+  <w:style w:type="paragraph" w:styleId="912">
     <w:name w:val="Balloon Text"/>
-    <w:basedOn w:val="684"/>
-    <w:link w:val="691"/>
+    <w:basedOn w:val="906"/>
+    <w:link w:val="913"/>
     <w:uiPriority w:val="99"/>
     <w:semiHidden/>
     <w:unhideWhenUsed/>
@@ -33236,9 +33320,9 @@
       <w:szCs w:val="16"/>
     </w:rPr>
   </w:style>
-  <w:style w:type="character" w:styleId="691" w:customStyle="1">
+  <w:style w:type="character" w:styleId="913" w:customStyle="1">
     <w:name w:val="Текст выноски Знак"/>
-    <w:link w:val="690"/>
+    <w:link w:val="912"/>
     <w:uiPriority w:val="99"/>
     <w:semiHidden/>
     <w:pPr>
